--- a/w7/W7_P_1C_076.docx
+++ b/w7/W7_P_1C_076.docx
@@ -212,29 +212,7 @@
           <w:szCs w:val="28"/>
           <w:lang w:val="fi-FI"/>
         </w:rPr>
-        <w:t>Tautan Repo GitH</w:t>
-      </w:r>
-      <w:r>
-        <w:rPr>
-          <w:rStyle w:val="Hyperlink"/>
-          <w:b/>
-          <w:bCs/>
-          <w:sz w:val="28"/>
-          <w:szCs w:val="28"/>
-          <w:lang w:val="fi-FI"/>
-        </w:rPr>
-        <w:t>u</w:t>
-      </w:r>
-      <w:r>
-        <w:rPr>
-          <w:rStyle w:val="Hyperlink"/>
-          <w:b/>
-          <w:bCs/>
-          <w:sz w:val="28"/>
-          <w:szCs w:val="28"/>
-          <w:lang w:val="fi-FI"/>
-        </w:rPr>
-        <w:t>b</w:t>
+        <w:t>Tautan Repo GitHub</w:t>
       </w:r>
       <w:r>
         <w:rPr>
@@ -263,39 +241,16 @@
         <w:rPr>
           <w:b/>
           <w:bCs/>
+          <w:lang w:val="fi-FI"/>
         </w:rPr>
       </w:pPr>
-      <w:proofErr w:type="spellStart"/>
       <w:r>
         <w:rPr>
           <w:b/>
           <w:bCs/>
+          <w:lang w:val="fi-FI"/>
         </w:rPr>
-        <w:t>Instruksi</w:t>
-      </w:r>
-      <w:proofErr w:type="spellEnd"/>
-      <w:r>
-        <w:rPr>
-          <w:b/>
-          <w:bCs/>
-        </w:rPr>
-        <w:t xml:space="preserve"> </w:t>
-      </w:r>
-      <w:proofErr w:type="spellStart"/>
-      <w:r>
-        <w:rPr>
-          <w:b/>
-          <w:bCs/>
-        </w:rPr>
-        <w:t>Pengerjaan</w:t>
-      </w:r>
-      <w:proofErr w:type="spellEnd"/>
-      <w:r>
-        <w:rPr>
-          <w:b/>
-          <w:bCs/>
-        </w:rPr>
-        <w:t>:</w:t>
+        <w:t>Instruksi Pengerjaan:</w:t>
       </w:r>
     </w:p>
     <w:p>
@@ -312,183 +267,29 @@
           <w:between w:val="nil"/>
         </w:pBdr>
         <w:spacing w:after="0"/>
+        <w:rPr>
+          <w:lang w:val="fi-FI"/>
+        </w:rPr>
       </w:pPr>
-      <w:proofErr w:type="spellStart"/>
       <w:r>
         <w:rPr>
           <w:color w:val="000000"/>
+          <w:lang w:val="fi-FI"/>
         </w:rPr>
-        <w:t>Kerjakan</w:t>
+        <w:t xml:space="preserve">Kerjakan </w:t>
       </w:r>
-      <w:proofErr w:type="spellEnd"/>
       <w:r>
         <w:rPr>
-          <w:color w:val="000000"/>
+          <w:lang w:val="fi-FI"/>
         </w:rPr>
-        <w:t xml:space="preserve"> </w:t>
-      </w:r>
-      <w:r>
         <w:t>3</w:t>
       </w:r>
       <w:r>
         <w:rPr>
           <w:color w:val="000000"/>
+          <w:lang w:val="fi-FI"/>
         </w:rPr>
-        <w:t xml:space="preserve"> </w:t>
-      </w:r>
-      <w:proofErr w:type="spellStart"/>
-      <w:r>
-        <w:rPr>
-          <w:color w:val="000000"/>
-        </w:rPr>
-        <w:t>soal</w:t>
-      </w:r>
-      <w:proofErr w:type="spellEnd"/>
-      <w:r>
-        <w:rPr>
-          <w:color w:val="000000"/>
-        </w:rPr>
-        <w:t xml:space="preserve"> di </w:t>
-      </w:r>
-      <w:proofErr w:type="spellStart"/>
-      <w:r>
-        <w:rPr>
-          <w:color w:val="000000"/>
-        </w:rPr>
-        <w:t>bawah</w:t>
-      </w:r>
-      <w:proofErr w:type="spellEnd"/>
-      <w:r>
-        <w:rPr>
-          <w:color w:val="000000"/>
-        </w:rPr>
-        <w:t xml:space="preserve"> </w:t>
-      </w:r>
-      <w:proofErr w:type="spellStart"/>
-      <w:r>
-        <w:rPr>
-          <w:color w:val="000000"/>
-        </w:rPr>
-        <w:t>ini</w:t>
-      </w:r>
-      <w:proofErr w:type="spellEnd"/>
-      <w:r>
-        <w:rPr>
-          <w:color w:val="000000"/>
-        </w:rPr>
-        <w:t xml:space="preserve"> </w:t>
-      </w:r>
-      <w:proofErr w:type="spellStart"/>
-      <w:r>
-        <w:rPr>
-          <w:color w:val="000000"/>
-        </w:rPr>
-        <w:t>dengan</w:t>
-      </w:r>
-      <w:proofErr w:type="spellEnd"/>
-      <w:r>
-        <w:rPr>
-          <w:color w:val="000000"/>
-        </w:rPr>
-        <w:t xml:space="preserve"> </w:t>
-      </w:r>
-      <w:proofErr w:type="spellStart"/>
-      <w:r>
-        <w:rPr>
-          <w:color w:val="000000"/>
-        </w:rPr>
-        <w:t>melengkapi</w:t>
-      </w:r>
-      <w:proofErr w:type="spellEnd"/>
-      <w:r>
-        <w:rPr>
-          <w:color w:val="000000"/>
-        </w:rPr>
-        <w:t xml:space="preserve"> </w:t>
-      </w:r>
-      <w:proofErr w:type="spellStart"/>
-      <w:r>
-        <w:rPr>
-          <w:color w:val="000000"/>
-        </w:rPr>
-        <w:t>setiap</w:t>
-      </w:r>
-      <w:proofErr w:type="spellEnd"/>
-      <w:r>
-        <w:rPr>
-          <w:color w:val="000000"/>
-        </w:rPr>
-        <w:t xml:space="preserve"> </w:t>
-      </w:r>
-      <w:proofErr w:type="spellStart"/>
-      <w:r>
-        <w:rPr>
-          <w:color w:val="000000"/>
-        </w:rPr>
-        <w:t>kolom</w:t>
-      </w:r>
-      <w:proofErr w:type="spellEnd"/>
-      <w:r>
-        <w:rPr>
-          <w:color w:val="000000"/>
-        </w:rPr>
-        <w:t xml:space="preserve"> </w:t>
-      </w:r>
-      <w:proofErr w:type="spellStart"/>
-      <w:r>
-        <w:rPr>
-          <w:color w:val="000000"/>
-        </w:rPr>
-        <w:t>jawaban</w:t>
-      </w:r>
-      <w:proofErr w:type="spellEnd"/>
-      <w:r>
-        <w:rPr>
-          <w:color w:val="000000"/>
-        </w:rPr>
-        <w:t xml:space="preserve"> yang </w:t>
-      </w:r>
-      <w:proofErr w:type="spellStart"/>
-      <w:r>
-        <w:rPr>
-          <w:color w:val="000000"/>
-        </w:rPr>
-        <w:t>disediakan</w:t>
-      </w:r>
-      <w:proofErr w:type="spellEnd"/>
-      <w:r>
-        <w:rPr>
-          <w:color w:val="000000"/>
-        </w:rPr>
-        <w:t xml:space="preserve"> pada </w:t>
-      </w:r>
-      <w:proofErr w:type="spellStart"/>
-      <w:r>
-        <w:rPr>
-          <w:color w:val="000000"/>
-        </w:rPr>
-        <w:t>jobsheet</w:t>
-      </w:r>
-      <w:proofErr w:type="spellEnd"/>
-      <w:r>
-        <w:rPr>
-          <w:color w:val="000000"/>
-        </w:rPr>
-        <w:t xml:space="preserve"> </w:t>
-      </w:r>
-      <w:proofErr w:type="spellStart"/>
-      <w:r>
-        <w:rPr>
-          <w:color w:val="000000"/>
-        </w:rPr>
-        <w:t>ini</w:t>
-      </w:r>
-      <w:proofErr w:type="spellEnd"/>
-      <w:r>
-        <w:rPr>
-          <w:color w:val="000000"/>
-        </w:rPr>
-        <w:t>.</w:t>
+        <w:t xml:space="preserve"> soal di bawah ini dengan melengkapi setiap kolom jawaban yang disediakan pada jobsheet ini.</w:t>
       </w:r>
     </w:p>
     <w:p>
@@ -505,300 +306,16 @@
           <w:between w:val="nil"/>
         </w:pBdr>
         <w:spacing w:after="0"/>
+        <w:rPr>
+          <w:lang w:val="fi-FI"/>
+        </w:rPr>
       </w:pPr>
-      <w:proofErr w:type="spellStart"/>
       <w:r>
         <w:rPr>
           <w:color w:val="000000"/>
+          <w:lang w:val="fi-FI"/>
         </w:rPr>
-        <w:t>Jawaban</w:t>
-      </w:r>
-      <w:proofErr w:type="spellEnd"/>
-      <w:r>
-        <w:rPr>
-          <w:color w:val="000000"/>
-        </w:rPr>
-        <w:t xml:space="preserve"> </w:t>
-      </w:r>
-      <w:proofErr w:type="spellStart"/>
-      <w:r>
-        <w:rPr>
-          <w:color w:val="000000"/>
-        </w:rPr>
-        <w:t>setiap</w:t>
-      </w:r>
-      <w:proofErr w:type="spellEnd"/>
-      <w:r>
-        <w:rPr>
-          <w:color w:val="000000"/>
-        </w:rPr>
-        <w:t xml:space="preserve"> </w:t>
-      </w:r>
-      <w:proofErr w:type="spellStart"/>
-      <w:r>
-        <w:rPr>
-          <w:color w:val="000000"/>
-        </w:rPr>
-        <w:t>soal</w:t>
-      </w:r>
-      <w:proofErr w:type="spellEnd"/>
-      <w:r>
-        <w:rPr>
-          <w:color w:val="000000"/>
-        </w:rPr>
-        <w:t xml:space="preserve"> </w:t>
-      </w:r>
-      <w:proofErr w:type="spellStart"/>
-      <w:r>
-        <w:rPr>
-          <w:color w:val="000000"/>
-        </w:rPr>
-        <w:t>mencakup</w:t>
-      </w:r>
-      <w:proofErr w:type="spellEnd"/>
-      <w:r>
-        <w:rPr>
-          <w:color w:val="000000"/>
-        </w:rPr>
-        <w:t xml:space="preserve"> source code, screenshot </w:t>
-      </w:r>
-      <w:proofErr w:type="spellStart"/>
-      <w:r>
-        <w:rPr>
-          <w:color w:val="000000"/>
-        </w:rPr>
-        <w:t>hasil</w:t>
-      </w:r>
-      <w:proofErr w:type="spellEnd"/>
-      <w:r>
-        <w:rPr>
-          <w:color w:val="000000"/>
-        </w:rPr>
-        <w:t xml:space="preserve"> </w:t>
-      </w:r>
-      <w:proofErr w:type="spellStart"/>
-      <w:r>
-        <w:rPr>
-          <w:color w:val="000000"/>
-        </w:rPr>
-        <w:t>dari</w:t>
-      </w:r>
-      <w:proofErr w:type="spellEnd"/>
-      <w:r>
-        <w:rPr>
-          <w:color w:val="000000"/>
-        </w:rPr>
-        <w:t xml:space="preserve"> program yang </w:t>
-      </w:r>
-      <w:proofErr w:type="spellStart"/>
-      <w:r>
-        <w:rPr>
-          <w:color w:val="000000"/>
-        </w:rPr>
-        <w:t>ditampilkan</w:t>
-      </w:r>
-      <w:proofErr w:type="spellEnd"/>
-      <w:r>
-        <w:rPr>
-          <w:color w:val="000000"/>
-        </w:rPr>
-        <w:t xml:space="preserve"> full screen </w:t>
-      </w:r>
-      <w:proofErr w:type="spellStart"/>
-      <w:r>
-        <w:rPr>
-          <w:color w:val="000000"/>
-        </w:rPr>
-        <w:t>termasuk</w:t>
-      </w:r>
-      <w:proofErr w:type="spellEnd"/>
-      <w:r>
-        <w:rPr>
-          <w:color w:val="000000"/>
-        </w:rPr>
-        <w:t xml:space="preserve"> taskbar (</w:t>
-      </w:r>
-      <w:proofErr w:type="spellStart"/>
-      <w:r>
-        <w:rPr>
-          <w:color w:val="000000"/>
-        </w:rPr>
-        <w:t>tambahkan</w:t>
-      </w:r>
-      <w:proofErr w:type="spellEnd"/>
-      <w:r>
-        <w:rPr>
-          <w:color w:val="000000"/>
-        </w:rPr>
-        <w:t xml:space="preserve"> </w:t>
-      </w:r>
-      <w:proofErr w:type="spellStart"/>
-      <w:r>
-        <w:rPr>
-          <w:color w:val="000000"/>
-        </w:rPr>
-        <w:t>beberapa</w:t>
-      </w:r>
-      <w:proofErr w:type="spellEnd"/>
-      <w:r>
-        <w:rPr>
-          <w:color w:val="000000"/>
-        </w:rPr>
-        <w:t xml:space="preserve"> screenshot </w:t>
-      </w:r>
-      <w:proofErr w:type="spellStart"/>
-      <w:r>
-        <w:rPr>
-          <w:color w:val="000000"/>
-        </w:rPr>
-        <w:t>jika</w:t>
-      </w:r>
-      <w:proofErr w:type="spellEnd"/>
-      <w:r>
-        <w:rPr>
-          <w:color w:val="000000"/>
-        </w:rPr>
-        <w:t xml:space="preserve"> </w:t>
-      </w:r>
-      <w:proofErr w:type="spellStart"/>
-      <w:r>
-        <w:rPr>
-          <w:color w:val="000000"/>
-        </w:rPr>
-        <w:t>diperlukan</w:t>
-      </w:r>
-      <w:proofErr w:type="spellEnd"/>
-      <w:r>
-        <w:rPr>
-          <w:color w:val="000000"/>
-        </w:rPr>
-        <w:t xml:space="preserve">), </w:t>
-      </w:r>
-      <w:proofErr w:type="spellStart"/>
-      <w:r>
-        <w:rPr>
-          <w:color w:val="000000"/>
-        </w:rPr>
-        <w:t>penjelasan</w:t>
-      </w:r>
-      <w:proofErr w:type="spellEnd"/>
-      <w:r>
-        <w:rPr>
-          <w:color w:val="000000"/>
-        </w:rPr>
-        <w:t xml:space="preserve"> </w:t>
-      </w:r>
-      <w:proofErr w:type="spellStart"/>
-      <w:r>
-        <w:rPr>
-          <w:color w:val="000000"/>
-        </w:rPr>
-        <w:t>permasalahan</w:t>
-      </w:r>
-      <w:proofErr w:type="spellEnd"/>
-      <w:r>
-        <w:rPr>
-          <w:color w:val="000000"/>
-        </w:rPr>
-        <w:t xml:space="preserve"> dan </w:t>
-      </w:r>
-      <w:proofErr w:type="spellStart"/>
-      <w:r>
-        <w:rPr>
-          <w:color w:val="000000"/>
-        </w:rPr>
-        <w:t>solusi</w:t>
-      </w:r>
-      <w:proofErr w:type="spellEnd"/>
-      <w:r>
-        <w:rPr>
-          <w:color w:val="000000"/>
-        </w:rPr>
-        <w:t xml:space="preserve"> yang </w:t>
-      </w:r>
-      <w:proofErr w:type="spellStart"/>
-      <w:r>
-        <w:rPr>
-          <w:color w:val="000000"/>
-        </w:rPr>
-        <w:t>dihadapi</w:t>
-      </w:r>
-      <w:proofErr w:type="spellEnd"/>
-      <w:r>
-        <w:rPr>
-          <w:color w:val="000000"/>
-        </w:rPr>
-        <w:t xml:space="preserve">, nama </w:t>
-      </w:r>
-      <w:proofErr w:type="spellStart"/>
-      <w:r>
-        <w:rPr>
-          <w:color w:val="000000"/>
-        </w:rPr>
-        <w:t>teman</w:t>
-      </w:r>
-      <w:proofErr w:type="spellEnd"/>
-      <w:r>
-        <w:rPr>
-          <w:color w:val="000000"/>
-        </w:rPr>
-        <w:t xml:space="preserve"> yang </w:t>
-      </w:r>
-      <w:proofErr w:type="spellStart"/>
-      <w:r>
-        <w:rPr>
-          <w:color w:val="000000"/>
-        </w:rPr>
-        <w:t>membantu</w:t>
-      </w:r>
-      <w:proofErr w:type="spellEnd"/>
-      <w:r>
-        <w:rPr>
-          <w:color w:val="000000"/>
-        </w:rPr>
-        <w:t xml:space="preserve"> </w:t>
-      </w:r>
-      <w:proofErr w:type="spellStart"/>
-      <w:r>
-        <w:rPr>
-          <w:color w:val="000000"/>
-        </w:rPr>
-        <w:t>memecahkan</w:t>
-      </w:r>
-      <w:proofErr w:type="spellEnd"/>
-      <w:r>
-        <w:rPr>
-          <w:color w:val="000000"/>
-        </w:rPr>
-        <w:t xml:space="preserve"> </w:t>
-      </w:r>
-      <w:proofErr w:type="spellStart"/>
-      <w:r>
-        <w:rPr>
-          <w:color w:val="000000"/>
-        </w:rPr>
-        <w:t>masalah</w:t>
-      </w:r>
-      <w:proofErr w:type="spellEnd"/>
-      <w:r>
-        <w:rPr>
-          <w:color w:val="000000"/>
-        </w:rPr>
-        <w:t xml:space="preserve"> (</w:t>
-      </w:r>
-      <w:proofErr w:type="spellStart"/>
-      <w:r>
-        <w:rPr>
-          <w:color w:val="000000"/>
-        </w:rPr>
-        <w:t>opsional</w:t>
-      </w:r>
-      <w:proofErr w:type="spellEnd"/>
-      <w:r>
-        <w:rPr>
-          <w:color w:val="000000"/>
-        </w:rPr>
-        <w:t>).</w:t>
+        <w:t>Jawaban setiap soal mencakup source code, screenshot hasil dari program yang ditampilkan full screen termasuk taskbar (tambahkan beberapa screenshot jika diperlukan), penjelasan permasalahan dan solusi yang dihadapi, nama teman yang membantu memecahkan masalah (opsional).</w:t>
       </w:r>
     </w:p>
     <w:p>
@@ -1954,15 +1471,7 @@
             </w:r>
             <w:proofErr w:type="spellEnd"/>
             <w:r>
-              <w:t xml:space="preserve"> </w:t>
-            </w:r>
-            <w:proofErr w:type="spellStart"/>
-            <w:r>
-              <w:t>sedang</w:t>
-            </w:r>
-            <w:proofErr w:type="spellEnd"/>
-            <w:r>
-              <w:t xml:space="preserve"> </w:t>
+              <w:t xml:space="preserve"> sedang </w:t>
             </w:r>
             <w:proofErr w:type="spellStart"/>
             <w:r>
@@ -2049,15 +1558,7 @@
             </w:r>
             <w:proofErr w:type="spellEnd"/>
             <w:r>
-              <w:t xml:space="preserve"> </w:t>
-            </w:r>
-            <w:proofErr w:type="spellStart"/>
-            <w:r>
-              <w:t>diperlukan</w:t>
-            </w:r>
-            <w:proofErr w:type="spellEnd"/>
-            <w:r>
-              <w:t xml:space="preserve"> Exception?</w:t>
+              <w:t xml:space="preserve"> diperlukan Exception?</w:t>
             </w:r>
           </w:p>
           <w:p/>
@@ -2103,6 +1604,214 @@
             </w:r>
             <w:proofErr w:type="spellEnd"/>
             <w:r>
+              <w:t xml:space="preserve"> pada blok </w:t>
+            </w:r>
+            <w:proofErr w:type="spellStart"/>
+            <w:r>
+              <w:t>ini</w:t>
+            </w:r>
+            <w:proofErr w:type="spellEnd"/>
+            <w:r>
+              <w:t>?</w:t>
+            </w:r>
+          </w:p>
+          <w:p>
+            <w:r>
+              <w:t xml:space="preserve">                    </w:t>
+            </w:r>
+            <w:proofErr w:type="spellStart"/>
+            <w:r>
+              <w:t>System.out.println</w:t>
+            </w:r>
+            <w:proofErr w:type="spellEnd"/>
+            <w:r>
+              <w:t>("</w:t>
+            </w:r>
+            <w:proofErr w:type="spellStart"/>
+            <w:r>
+              <w:t>Berikan</w:t>
+            </w:r>
+            <w:proofErr w:type="spellEnd"/>
+            <w:r>
+              <w:t xml:space="preserve"> </w:t>
+            </w:r>
+            <w:proofErr w:type="spellStart"/>
+            <w:r>
+              <w:t>pesan</w:t>
+            </w:r>
+            <w:proofErr w:type="spellEnd"/>
+            <w:r>
+              <w:t xml:space="preserve"> yang di </w:t>
+            </w:r>
+            <w:proofErr w:type="spellStart"/>
+            <w:r>
+              <w:t>cetak</w:t>
+            </w:r>
+            <w:proofErr w:type="spellEnd"/>
+            <w:r>
+              <w:t xml:space="preserve"> </w:t>
+            </w:r>
+            <w:proofErr w:type="spellStart"/>
+            <w:r>
+              <w:t>sebagai</w:t>
+            </w:r>
+            <w:proofErr w:type="spellEnd"/>
+            <w:r>
+              <w:t xml:space="preserve"> </w:t>
+            </w:r>
+            <w:proofErr w:type="spellStart"/>
+            <w:r>
+              <w:t>penanda</w:t>
+            </w:r>
+            <w:proofErr w:type="spellEnd"/>
+            <w:r>
+              <w:t xml:space="preserve"> thread </w:t>
+            </w:r>
+            <w:proofErr w:type="spellStart"/>
+            <w:r>
+              <w:t>ini</w:t>
+            </w:r>
+            <w:proofErr w:type="spellEnd"/>
+            <w:r>
+              <w:t xml:space="preserve"> sedang melakukan </w:t>
+            </w:r>
+            <w:proofErr w:type="spellStart"/>
+            <w:r>
+              <w:t>apa</w:t>
+            </w:r>
+            <w:proofErr w:type="spellEnd"/>
+            <w:r>
+              <w:t>?"</w:t>
+            </w:r>
+            <w:proofErr w:type="gramStart"/>
+            <w:r>
+              <w:t>);</w:t>
+            </w:r>
+            <w:proofErr w:type="gramEnd"/>
+          </w:p>
+          <w:p>
+            <w:r>
+              <w:t xml:space="preserve">                    acc2.balance += acc1.</w:t>
+            </w:r>
+            <w:proofErr w:type="gramStart"/>
+            <w:r>
+              <w:t>balance;</w:t>
+            </w:r>
+            <w:proofErr w:type="gramEnd"/>
+          </w:p>
+          <w:p>
+            <w:r>
+              <w:t xml:space="preserve">                }</w:t>
+            </w:r>
+          </w:p>
+          <w:p>
+            <w:r>
+              <w:t xml:space="preserve">            }</w:t>
+            </w:r>
+          </w:p>
+          <w:p>
+            <w:r>
+              <w:t xml:space="preserve">        }</w:t>
+            </w:r>
+            <w:proofErr w:type="gramStart"/>
+            <w:r>
+              <w:t>);</w:t>
+            </w:r>
+            <w:proofErr w:type="gramEnd"/>
+          </w:p>
+          <w:p/>
+          <w:p>
+            <w:r>
+              <w:t xml:space="preserve">        // Thread 2: </w:t>
+            </w:r>
+            <w:proofErr w:type="spellStart"/>
+            <w:r>
+              <w:t>Menjumlahkan</w:t>
+            </w:r>
+            <w:proofErr w:type="spellEnd"/>
+            <w:r>
+              <w:t xml:space="preserve">/ transfer </w:t>
+            </w:r>
+            <w:proofErr w:type="spellStart"/>
+            <w:r>
+              <w:t>fulus</w:t>
+            </w:r>
+            <w:proofErr w:type="spellEnd"/>
+            <w:r>
+              <w:t xml:space="preserve"> </w:t>
+            </w:r>
+            <w:proofErr w:type="spellStart"/>
+            <w:r>
+              <w:t>dari</w:t>
+            </w:r>
+            <w:proofErr w:type="spellEnd"/>
+            <w:r>
+              <w:t xml:space="preserve"> acc2 </w:t>
+            </w:r>
+            <w:proofErr w:type="spellStart"/>
+            <w:r>
+              <w:t>ke</w:t>
+            </w:r>
+            <w:proofErr w:type="spellEnd"/>
+            <w:r>
+              <w:t xml:space="preserve"> acc1</w:t>
+            </w:r>
+          </w:p>
+          <w:p>
+            <w:r>
+              <w:t xml:space="preserve">        Thread t2 = new </w:t>
+            </w:r>
+            <w:proofErr w:type="gramStart"/>
+            <w:r>
+              <w:t>Thread(</w:t>
+            </w:r>
+            <w:proofErr w:type="gramEnd"/>
+            <w:r>
+              <w:t>() -&gt; {</w:t>
+            </w:r>
+          </w:p>
+          <w:p>
+            <w:r>
+              <w:t xml:space="preserve">            synchronized (acc2) </w:t>
+            </w:r>
+            <w:proofErr w:type="gramStart"/>
+            <w:r>
+              <w:t>{ /</w:t>
+            </w:r>
+            <w:proofErr w:type="gramEnd"/>
+            <w:r>
+              <w:t xml:space="preserve">/ </w:t>
+            </w:r>
+            <w:proofErr w:type="spellStart"/>
+            <w:r>
+              <w:t>Berikan</w:t>
+            </w:r>
+            <w:proofErr w:type="spellEnd"/>
+            <w:r>
+              <w:t xml:space="preserve"> </w:t>
+            </w:r>
+            <w:proofErr w:type="spellStart"/>
+            <w:r>
+              <w:t>komentar</w:t>
+            </w:r>
+            <w:proofErr w:type="spellEnd"/>
+            <w:r>
+              <w:t xml:space="preserve"> </w:t>
+            </w:r>
+            <w:proofErr w:type="spellStart"/>
+            <w:r>
+              <w:t>apa</w:t>
+            </w:r>
+            <w:proofErr w:type="spellEnd"/>
+            <w:r>
+              <w:t xml:space="preserve"> yang </w:t>
+            </w:r>
+            <w:proofErr w:type="spellStart"/>
+            <w:r>
+              <w:t>dilakukan</w:t>
+            </w:r>
+            <w:proofErr w:type="spellEnd"/>
+            <w:r>
               <w:t xml:space="preserve"> pada </w:t>
             </w:r>
             <w:proofErr w:type="spellStart"/>
@@ -2124,6 +1833,168 @@
           </w:p>
           <w:p>
             <w:r>
+              <w:t xml:space="preserve">                </w:t>
+            </w:r>
+            <w:proofErr w:type="spellStart"/>
+            <w:r>
+              <w:t>System.out.println</w:t>
+            </w:r>
+            <w:proofErr w:type="spellEnd"/>
+            <w:r>
+              <w:t>("</w:t>
+            </w:r>
+            <w:proofErr w:type="spellStart"/>
+            <w:r>
+              <w:t>Berikan</w:t>
+            </w:r>
+            <w:proofErr w:type="spellEnd"/>
+            <w:r>
+              <w:t xml:space="preserve"> </w:t>
+            </w:r>
+            <w:proofErr w:type="spellStart"/>
+            <w:r>
+              <w:t>pesan</w:t>
+            </w:r>
+            <w:proofErr w:type="spellEnd"/>
+            <w:r>
+              <w:t xml:space="preserve"> yang di </w:t>
+            </w:r>
+            <w:proofErr w:type="spellStart"/>
+            <w:r>
+              <w:t>cetak</w:t>
+            </w:r>
+            <w:proofErr w:type="spellEnd"/>
+            <w:r>
+              <w:t xml:space="preserve"> </w:t>
+            </w:r>
+            <w:proofErr w:type="spellStart"/>
+            <w:r>
+              <w:t>sebagai</w:t>
+            </w:r>
+            <w:proofErr w:type="spellEnd"/>
+            <w:r>
+              <w:t xml:space="preserve"> </w:t>
+            </w:r>
+            <w:proofErr w:type="spellStart"/>
+            <w:r>
+              <w:t>penanda</w:t>
+            </w:r>
+            <w:proofErr w:type="spellEnd"/>
+            <w:r>
+              <w:t xml:space="preserve"> thread </w:t>
+            </w:r>
+            <w:proofErr w:type="spellStart"/>
+            <w:r>
+              <w:t>ini</w:t>
+            </w:r>
+            <w:proofErr w:type="spellEnd"/>
+            <w:r>
+              <w:t xml:space="preserve"> sedang </w:t>
+            </w:r>
+            <w:proofErr w:type="spellStart"/>
+            <w:r>
+              <w:t>melakukan</w:t>
+            </w:r>
+            <w:proofErr w:type="spellEnd"/>
+            <w:r>
+              <w:t xml:space="preserve"> </w:t>
+            </w:r>
+            <w:proofErr w:type="spellStart"/>
+            <w:r>
+              <w:t>apa</w:t>
+            </w:r>
+            <w:proofErr w:type="spellEnd"/>
+            <w:r>
+              <w:t>?"</w:t>
+            </w:r>
+            <w:proofErr w:type="gramStart"/>
+            <w:r>
+              <w:t>);</w:t>
+            </w:r>
+            <w:proofErr w:type="gramEnd"/>
+          </w:p>
+          <w:p>
+            <w:r>
+              <w:t xml:space="preserve">                try </w:t>
+            </w:r>
+            <w:proofErr w:type="gramStart"/>
+            <w:r>
+              <w:t xml:space="preserve">{ </w:t>
+            </w:r>
+            <w:proofErr w:type="spellStart"/>
+            <w:r>
+              <w:t>Thread.sleep</w:t>
+            </w:r>
+            <w:proofErr w:type="spellEnd"/>
+            <w:proofErr w:type="gramEnd"/>
+            <w:r>
+              <w:t>(100)</w:t>
+            </w:r>
+            <w:proofErr w:type="gramStart"/>
+            <w:r>
+              <w:t>; }</w:t>
+            </w:r>
+            <w:proofErr w:type="gramEnd"/>
+            <w:r>
+              <w:t xml:space="preserve"> catch (Exception e) {}</w:t>
+            </w:r>
+          </w:p>
+          <w:p/>
+          <w:p>
+            <w:r>
+              <w:t xml:space="preserve">                synchronized (acc1) </w:t>
+            </w:r>
+            <w:proofErr w:type="gramStart"/>
+            <w:r>
+              <w:t>{ /</w:t>
+            </w:r>
+            <w:proofErr w:type="gramEnd"/>
+            <w:r>
+              <w:t xml:space="preserve">/ </w:t>
+            </w:r>
+            <w:proofErr w:type="spellStart"/>
+            <w:r>
+              <w:t>Berikan</w:t>
+            </w:r>
+            <w:proofErr w:type="spellEnd"/>
+            <w:r>
+              <w:t xml:space="preserve"> </w:t>
+            </w:r>
+            <w:proofErr w:type="spellStart"/>
+            <w:r>
+              <w:t>komentar</w:t>
+            </w:r>
+            <w:proofErr w:type="spellEnd"/>
+            <w:r>
+              <w:t xml:space="preserve"> </w:t>
+            </w:r>
+            <w:proofErr w:type="spellStart"/>
+            <w:r>
+              <w:t>apa</w:t>
+            </w:r>
+            <w:proofErr w:type="spellEnd"/>
+            <w:r>
+              <w:t xml:space="preserve"> yang </w:t>
+            </w:r>
+            <w:proofErr w:type="spellStart"/>
+            <w:r>
+              <w:t>dilakukan</w:t>
+            </w:r>
+            <w:proofErr w:type="spellEnd"/>
+            <w:r>
+              <w:t xml:space="preserve"> pada blok </w:t>
+            </w:r>
+            <w:proofErr w:type="spellStart"/>
+            <w:r>
+              <w:t>ini</w:t>
+            </w:r>
+            <w:proofErr w:type="spellEnd"/>
+            <w:r>
+              <w:t>?</w:t>
+            </w:r>
+          </w:p>
+          <w:p>
+            <w:r>
               <w:t xml:space="preserve">                    </w:t>
             </w:r>
             <w:proofErr w:type="spellStart"/>
@@ -2180,433 +2051,7 @@
             </w:r>
             <w:proofErr w:type="spellEnd"/>
             <w:r>
-              <w:t xml:space="preserve"> </w:t>
-            </w:r>
-            <w:proofErr w:type="spellStart"/>
-            <w:r>
-              <w:t>sedang</w:t>
-            </w:r>
-            <w:proofErr w:type="spellEnd"/>
-            <w:r>
-              <w:t xml:space="preserve"> </w:t>
-            </w:r>
-            <w:proofErr w:type="spellStart"/>
-            <w:r>
-              <w:t>melakukan</w:t>
-            </w:r>
-            <w:proofErr w:type="spellEnd"/>
-            <w:r>
-              <w:t xml:space="preserve"> </w:t>
-            </w:r>
-            <w:proofErr w:type="spellStart"/>
-            <w:r>
-              <w:t>apa</w:t>
-            </w:r>
-            <w:proofErr w:type="spellEnd"/>
-            <w:r>
-              <w:t>?"</w:t>
-            </w:r>
-            <w:proofErr w:type="gramStart"/>
-            <w:r>
-              <w:t>);</w:t>
-            </w:r>
-            <w:proofErr w:type="gramEnd"/>
-          </w:p>
-          <w:p>
-            <w:r>
-              <w:t xml:space="preserve">                    acc2.balance += acc1.</w:t>
-            </w:r>
-            <w:proofErr w:type="gramStart"/>
-            <w:r>
-              <w:t>balance;</w:t>
-            </w:r>
-            <w:proofErr w:type="gramEnd"/>
-          </w:p>
-          <w:p>
-            <w:r>
-              <w:t xml:space="preserve">                }</w:t>
-            </w:r>
-          </w:p>
-          <w:p>
-            <w:r>
-              <w:t xml:space="preserve">            }</w:t>
-            </w:r>
-          </w:p>
-          <w:p>
-            <w:r>
-              <w:t xml:space="preserve">        }</w:t>
-            </w:r>
-            <w:proofErr w:type="gramStart"/>
-            <w:r>
-              <w:t>);</w:t>
-            </w:r>
-            <w:proofErr w:type="gramEnd"/>
-          </w:p>
-          <w:p/>
-          <w:p>
-            <w:r>
-              <w:t xml:space="preserve">        // Thread 2: </w:t>
-            </w:r>
-            <w:proofErr w:type="spellStart"/>
-            <w:r>
-              <w:t>Menjumlahkan</w:t>
-            </w:r>
-            <w:proofErr w:type="spellEnd"/>
-            <w:r>
-              <w:t xml:space="preserve">/ transfer </w:t>
-            </w:r>
-            <w:proofErr w:type="spellStart"/>
-            <w:r>
-              <w:t>fulus</w:t>
-            </w:r>
-            <w:proofErr w:type="spellEnd"/>
-            <w:r>
-              <w:t xml:space="preserve"> </w:t>
-            </w:r>
-            <w:proofErr w:type="spellStart"/>
-            <w:r>
-              <w:t>dari</w:t>
-            </w:r>
-            <w:proofErr w:type="spellEnd"/>
-            <w:r>
-              <w:t xml:space="preserve"> acc2 </w:t>
-            </w:r>
-            <w:proofErr w:type="spellStart"/>
-            <w:r>
-              <w:t>ke</w:t>
-            </w:r>
-            <w:proofErr w:type="spellEnd"/>
-            <w:r>
-              <w:t xml:space="preserve"> acc1</w:t>
-            </w:r>
-          </w:p>
-          <w:p>
-            <w:r>
-              <w:t xml:space="preserve">        Thread t2 = new </w:t>
-            </w:r>
-            <w:proofErr w:type="gramStart"/>
-            <w:r>
-              <w:t>Thread(</w:t>
-            </w:r>
-            <w:proofErr w:type="gramEnd"/>
-            <w:r>
-              <w:t>() -&gt; {</w:t>
-            </w:r>
-          </w:p>
-          <w:p>
-            <w:r>
-              <w:t xml:space="preserve">            synchronized (acc2) </w:t>
-            </w:r>
-            <w:proofErr w:type="gramStart"/>
-            <w:r>
-              <w:t>{ /</w:t>
-            </w:r>
-            <w:proofErr w:type="gramEnd"/>
-            <w:r>
-              <w:t xml:space="preserve">/ </w:t>
-            </w:r>
-            <w:proofErr w:type="spellStart"/>
-            <w:r>
-              <w:t>Berikan</w:t>
-            </w:r>
-            <w:proofErr w:type="spellEnd"/>
-            <w:r>
-              <w:t xml:space="preserve"> </w:t>
-            </w:r>
-            <w:proofErr w:type="spellStart"/>
-            <w:r>
-              <w:t>komentar</w:t>
-            </w:r>
-            <w:proofErr w:type="spellEnd"/>
-            <w:r>
-              <w:t xml:space="preserve"> </w:t>
-            </w:r>
-            <w:proofErr w:type="spellStart"/>
-            <w:r>
-              <w:t>apa</w:t>
-            </w:r>
-            <w:proofErr w:type="spellEnd"/>
-            <w:r>
-              <w:t xml:space="preserve"> yang </w:t>
-            </w:r>
-            <w:proofErr w:type="spellStart"/>
-            <w:r>
-              <w:t>dilakukan</w:t>
-            </w:r>
-            <w:proofErr w:type="spellEnd"/>
-            <w:r>
-              <w:t xml:space="preserve"> pada </w:t>
-            </w:r>
-            <w:proofErr w:type="spellStart"/>
-            <w:r>
-              <w:t>blok</w:t>
-            </w:r>
-            <w:proofErr w:type="spellEnd"/>
-            <w:r>
-              <w:t xml:space="preserve"> </w:t>
-            </w:r>
-            <w:proofErr w:type="spellStart"/>
-            <w:r>
-              <w:t>ini</w:t>
-            </w:r>
-            <w:proofErr w:type="spellEnd"/>
-            <w:r>
-              <w:t>?</w:t>
-            </w:r>
-          </w:p>
-          <w:p>
-            <w:r>
-              <w:t xml:space="preserve">                </w:t>
-            </w:r>
-            <w:proofErr w:type="spellStart"/>
-            <w:r>
-              <w:t>System.out.println</w:t>
-            </w:r>
-            <w:proofErr w:type="spellEnd"/>
-            <w:r>
-              <w:t>("</w:t>
-            </w:r>
-            <w:proofErr w:type="spellStart"/>
-            <w:r>
-              <w:t>Berikan</w:t>
-            </w:r>
-            <w:proofErr w:type="spellEnd"/>
-            <w:r>
-              <w:t xml:space="preserve"> </w:t>
-            </w:r>
-            <w:proofErr w:type="spellStart"/>
-            <w:r>
-              <w:t>pesan</w:t>
-            </w:r>
-            <w:proofErr w:type="spellEnd"/>
-            <w:r>
-              <w:t xml:space="preserve"> yang di </w:t>
-            </w:r>
-            <w:proofErr w:type="spellStart"/>
-            <w:r>
-              <w:t>cetak</w:t>
-            </w:r>
-            <w:proofErr w:type="spellEnd"/>
-            <w:r>
-              <w:t xml:space="preserve"> </w:t>
-            </w:r>
-            <w:proofErr w:type="spellStart"/>
-            <w:r>
-              <w:t>sebagai</w:t>
-            </w:r>
-            <w:proofErr w:type="spellEnd"/>
-            <w:r>
-              <w:t xml:space="preserve"> </w:t>
-            </w:r>
-            <w:proofErr w:type="spellStart"/>
-            <w:r>
-              <w:t>penanda</w:t>
-            </w:r>
-            <w:proofErr w:type="spellEnd"/>
-            <w:r>
-              <w:t xml:space="preserve"> thread </w:t>
-            </w:r>
-            <w:proofErr w:type="spellStart"/>
-            <w:r>
-              <w:t>ini</w:t>
-            </w:r>
-            <w:proofErr w:type="spellEnd"/>
-            <w:r>
-              <w:t xml:space="preserve"> </w:t>
-            </w:r>
-            <w:proofErr w:type="spellStart"/>
-            <w:r>
-              <w:t>sedang</w:t>
-            </w:r>
-            <w:proofErr w:type="spellEnd"/>
-            <w:r>
-              <w:t xml:space="preserve"> </w:t>
-            </w:r>
-            <w:proofErr w:type="spellStart"/>
-            <w:r>
-              <w:t>melakukan</w:t>
-            </w:r>
-            <w:proofErr w:type="spellEnd"/>
-            <w:r>
-              <w:t xml:space="preserve"> </w:t>
-            </w:r>
-            <w:proofErr w:type="spellStart"/>
-            <w:r>
-              <w:t>apa</w:t>
-            </w:r>
-            <w:proofErr w:type="spellEnd"/>
-            <w:r>
-              <w:t>?"</w:t>
-            </w:r>
-            <w:proofErr w:type="gramStart"/>
-            <w:r>
-              <w:t>);</w:t>
-            </w:r>
-            <w:proofErr w:type="gramEnd"/>
-          </w:p>
-          <w:p>
-            <w:r>
-              <w:t xml:space="preserve">                try </w:t>
-            </w:r>
-            <w:proofErr w:type="gramStart"/>
-            <w:r>
-              <w:t xml:space="preserve">{ </w:t>
-            </w:r>
-            <w:proofErr w:type="spellStart"/>
-            <w:r>
-              <w:t>Thread.sleep</w:t>
-            </w:r>
-            <w:proofErr w:type="spellEnd"/>
-            <w:proofErr w:type="gramEnd"/>
-            <w:r>
-              <w:t>(100)</w:t>
-            </w:r>
-            <w:proofErr w:type="gramStart"/>
-            <w:r>
-              <w:t>; }</w:t>
-            </w:r>
-            <w:proofErr w:type="gramEnd"/>
-            <w:r>
-              <w:t xml:space="preserve"> catch (Exception e) {}</w:t>
-            </w:r>
-          </w:p>
-          <w:p/>
-          <w:p>
-            <w:r>
-              <w:t xml:space="preserve">                synchronized (acc1) </w:t>
-            </w:r>
-            <w:proofErr w:type="gramStart"/>
-            <w:r>
-              <w:t>{ /</w:t>
-            </w:r>
-            <w:proofErr w:type="gramEnd"/>
-            <w:r>
-              <w:t xml:space="preserve">/ </w:t>
-            </w:r>
-            <w:proofErr w:type="spellStart"/>
-            <w:r>
-              <w:t>Berikan</w:t>
-            </w:r>
-            <w:proofErr w:type="spellEnd"/>
-            <w:r>
-              <w:t xml:space="preserve"> </w:t>
-            </w:r>
-            <w:proofErr w:type="spellStart"/>
-            <w:r>
-              <w:t>komentar</w:t>
-            </w:r>
-            <w:proofErr w:type="spellEnd"/>
-            <w:r>
-              <w:t xml:space="preserve"> </w:t>
-            </w:r>
-            <w:proofErr w:type="spellStart"/>
-            <w:r>
-              <w:t>apa</w:t>
-            </w:r>
-            <w:proofErr w:type="spellEnd"/>
-            <w:r>
-              <w:t xml:space="preserve"> yang </w:t>
-            </w:r>
-            <w:proofErr w:type="spellStart"/>
-            <w:r>
-              <w:t>dilakukan</w:t>
-            </w:r>
-            <w:proofErr w:type="spellEnd"/>
-            <w:r>
-              <w:t xml:space="preserve"> pada </w:t>
-            </w:r>
-            <w:proofErr w:type="spellStart"/>
-            <w:r>
-              <w:t>blok</w:t>
-            </w:r>
-            <w:proofErr w:type="spellEnd"/>
-            <w:r>
-              <w:t xml:space="preserve"> </w:t>
-            </w:r>
-            <w:proofErr w:type="spellStart"/>
-            <w:r>
-              <w:t>ini</w:t>
-            </w:r>
-            <w:proofErr w:type="spellEnd"/>
-            <w:r>
-              <w:t>?</w:t>
-            </w:r>
-          </w:p>
-          <w:p>
-            <w:r>
-              <w:t xml:space="preserve">                    </w:t>
-            </w:r>
-            <w:proofErr w:type="spellStart"/>
-            <w:r>
-              <w:t>System.out.println</w:t>
-            </w:r>
-            <w:proofErr w:type="spellEnd"/>
-            <w:r>
-              <w:t>("</w:t>
-            </w:r>
-            <w:proofErr w:type="spellStart"/>
-            <w:r>
-              <w:t>Berikan</w:t>
-            </w:r>
-            <w:proofErr w:type="spellEnd"/>
-            <w:r>
-              <w:t xml:space="preserve"> </w:t>
-            </w:r>
-            <w:proofErr w:type="spellStart"/>
-            <w:r>
-              <w:t>pesan</w:t>
-            </w:r>
-            <w:proofErr w:type="spellEnd"/>
-            <w:r>
-              <w:t xml:space="preserve"> yang di </w:t>
-            </w:r>
-            <w:proofErr w:type="spellStart"/>
-            <w:r>
-              <w:t>cetak</w:t>
-            </w:r>
-            <w:proofErr w:type="spellEnd"/>
-            <w:r>
-              <w:t xml:space="preserve"> </w:t>
-            </w:r>
-            <w:proofErr w:type="spellStart"/>
-            <w:r>
-              <w:t>sebagai</w:t>
-            </w:r>
-            <w:proofErr w:type="spellEnd"/>
-            <w:r>
-              <w:t xml:space="preserve"> </w:t>
-            </w:r>
-            <w:proofErr w:type="spellStart"/>
-            <w:r>
-              <w:t>penanda</w:t>
-            </w:r>
-            <w:proofErr w:type="spellEnd"/>
-            <w:r>
-              <w:t xml:space="preserve"> thread </w:t>
-            </w:r>
-            <w:proofErr w:type="spellStart"/>
-            <w:r>
-              <w:t>ini</w:t>
-            </w:r>
-            <w:proofErr w:type="spellEnd"/>
-            <w:r>
-              <w:t xml:space="preserve"> </w:t>
-            </w:r>
-            <w:proofErr w:type="spellStart"/>
-            <w:r>
-              <w:t>sedang</w:t>
-            </w:r>
-            <w:proofErr w:type="spellEnd"/>
-            <w:r>
-              <w:t xml:space="preserve"> </w:t>
-            </w:r>
-            <w:proofErr w:type="spellStart"/>
-            <w:r>
-              <w:t>melakukan</w:t>
-            </w:r>
-            <w:proofErr w:type="spellEnd"/>
-            <w:r>
-              <w:t xml:space="preserve"> </w:t>
+              <w:t xml:space="preserve"> sedang melakukan </w:t>
             </w:r>
             <w:proofErr w:type="spellStart"/>
             <w:r>
@@ -3597,27 +3042,7 @@
                 <w:szCs w:val="18"/>
                 <w:lang w:val="en-US"/>
               </w:rPr>
-              <w:t xml:space="preserve"> </w:t>
-            </w:r>
-            <w:proofErr w:type="spellStart"/>
-            <w:r>
-              <w:rPr>
-                <w:rFonts w:ascii="Courier New" w:hAnsi="Courier New" w:cs="Courier New"/>
-                <w:sz w:val="18"/>
-                <w:szCs w:val="18"/>
-                <w:lang w:val="en-US"/>
-              </w:rPr>
-              <w:t>giliran</w:t>
-            </w:r>
-            <w:proofErr w:type="spellEnd"/>
-            <w:r>
-              <w:rPr>
-                <w:rFonts w:ascii="Courier New" w:hAnsi="Courier New" w:cs="Courier New"/>
-                <w:sz w:val="18"/>
-                <w:szCs w:val="18"/>
-                <w:lang w:val="en-US"/>
-              </w:rPr>
-              <w:t>"</w:t>
+              <w:t xml:space="preserve"> giliran"</w:t>
             </w:r>
             <w:proofErr w:type="gramStart"/>
             <w:r>
@@ -4081,6 +3506,610 @@
                 <w:szCs w:val="18"/>
                 <w:lang w:val="en-US"/>
               </w:rPr>
+              <w:t xml:space="preserve"> pada blok </w:t>
+            </w:r>
+            <w:proofErr w:type="spellStart"/>
+            <w:r>
+              <w:rPr>
+                <w:rFonts w:ascii="Courier New" w:hAnsi="Courier New" w:cs="Courier New"/>
+                <w:sz w:val="18"/>
+                <w:szCs w:val="18"/>
+                <w:lang w:val="en-US"/>
+              </w:rPr>
+              <w:t>ini</w:t>
+            </w:r>
+            <w:proofErr w:type="spellEnd"/>
+            <w:r>
+              <w:rPr>
+                <w:rFonts w:ascii="Courier New" w:hAnsi="Courier New" w:cs="Courier New"/>
+                <w:sz w:val="18"/>
+                <w:szCs w:val="18"/>
+                <w:lang w:val="en-US"/>
+              </w:rPr>
+              <w:t>?</w:t>
+            </w:r>
+          </w:p>
+          <w:p>
+            <w:pPr>
+              <w:jc w:val="both"/>
+              <w:rPr>
+                <w:rFonts w:ascii="Courier New" w:hAnsi="Courier New" w:cs="Courier New"/>
+                <w:sz w:val="18"/>
+                <w:szCs w:val="18"/>
+                <w:lang w:val="en-US"/>
+              </w:rPr>
+            </w:pPr>
+            <w:r>
+              <w:rPr>
+                <w:rFonts w:ascii="Courier New" w:hAnsi="Courier New" w:cs="Courier New"/>
+                <w:sz w:val="18"/>
+                <w:szCs w:val="18"/>
+                <w:lang w:val="en-US"/>
+              </w:rPr>
+              <w:t xml:space="preserve">                    //lock acc1 </w:t>
+            </w:r>
+            <w:proofErr w:type="spellStart"/>
+            <w:r>
+              <w:rPr>
+                <w:rFonts w:ascii="Courier New" w:hAnsi="Courier New" w:cs="Courier New"/>
+                <w:sz w:val="18"/>
+                <w:szCs w:val="18"/>
+                <w:lang w:val="en-US"/>
+              </w:rPr>
+              <w:t>biar</w:t>
+            </w:r>
+            <w:proofErr w:type="spellEnd"/>
+            <w:r>
+              <w:rPr>
+                <w:rFonts w:ascii="Courier New" w:hAnsi="Courier New" w:cs="Courier New"/>
+                <w:sz w:val="18"/>
+                <w:szCs w:val="18"/>
+                <w:lang w:val="en-US"/>
+              </w:rPr>
+              <w:t xml:space="preserve"> ga </w:t>
+            </w:r>
+            <w:proofErr w:type="spellStart"/>
+            <w:r>
+              <w:rPr>
+                <w:rFonts w:ascii="Courier New" w:hAnsi="Courier New" w:cs="Courier New"/>
+                <w:sz w:val="18"/>
+                <w:szCs w:val="18"/>
+                <w:lang w:val="en-US"/>
+              </w:rPr>
+              <w:t>bisa</w:t>
+            </w:r>
+            <w:proofErr w:type="spellEnd"/>
+            <w:r>
+              <w:rPr>
+                <w:rFonts w:ascii="Courier New" w:hAnsi="Courier New" w:cs="Courier New"/>
+                <w:sz w:val="18"/>
+                <w:szCs w:val="18"/>
+                <w:lang w:val="en-US"/>
+              </w:rPr>
+              <w:t xml:space="preserve"> </w:t>
+            </w:r>
+            <w:proofErr w:type="spellStart"/>
+            <w:r>
+              <w:rPr>
+                <w:rFonts w:ascii="Courier New" w:hAnsi="Courier New" w:cs="Courier New"/>
+                <w:sz w:val="18"/>
+                <w:szCs w:val="18"/>
+                <w:lang w:val="en-US"/>
+              </w:rPr>
+              <w:t>diambil</w:t>
+            </w:r>
+            <w:proofErr w:type="spellEnd"/>
+            <w:r>
+              <w:rPr>
+                <w:rFonts w:ascii="Courier New" w:hAnsi="Courier New" w:cs="Courier New"/>
+                <w:sz w:val="18"/>
+                <w:szCs w:val="18"/>
+                <w:lang w:val="en-US"/>
+              </w:rPr>
+              <w:t xml:space="preserve"> thread lain</w:t>
+            </w:r>
+          </w:p>
+          <w:p>
+            <w:pPr>
+              <w:jc w:val="both"/>
+              <w:rPr>
+                <w:rFonts w:ascii="Courier New" w:hAnsi="Courier New" w:cs="Courier New"/>
+                <w:sz w:val="18"/>
+                <w:szCs w:val="18"/>
+                <w:lang w:val="en-US"/>
+              </w:rPr>
+            </w:pPr>
+            <w:r>
+              <w:rPr>
+                <w:rFonts w:ascii="Courier New" w:hAnsi="Courier New" w:cs="Courier New"/>
+                <w:sz w:val="18"/>
+                <w:szCs w:val="18"/>
+                <w:lang w:val="en-US"/>
+              </w:rPr>
+              <w:t xml:space="preserve">                    </w:t>
+            </w:r>
+            <w:proofErr w:type="spellStart"/>
+            <w:r>
+              <w:rPr>
+                <w:rFonts w:ascii="Courier New" w:hAnsi="Courier New" w:cs="Courier New"/>
+                <w:sz w:val="18"/>
+                <w:szCs w:val="18"/>
+                <w:lang w:val="en-US"/>
+              </w:rPr>
+              <w:t>System.out.println</w:t>
+            </w:r>
+            <w:proofErr w:type="spellEnd"/>
+            <w:r>
+              <w:rPr>
+                <w:rFonts w:ascii="Courier New" w:hAnsi="Courier New" w:cs="Courier New"/>
+                <w:sz w:val="18"/>
+                <w:szCs w:val="18"/>
+                <w:lang w:val="en-US"/>
+              </w:rPr>
+              <w:t xml:space="preserve">("Thread t1 </w:t>
+            </w:r>
+            <w:proofErr w:type="spellStart"/>
+            <w:r>
+              <w:rPr>
+                <w:rFonts w:ascii="Courier New" w:hAnsi="Courier New" w:cs="Courier New"/>
+                <w:sz w:val="18"/>
+                <w:szCs w:val="18"/>
+                <w:lang w:val="en-US"/>
+              </w:rPr>
+              <w:t>sedang</w:t>
+            </w:r>
+            <w:proofErr w:type="spellEnd"/>
+            <w:r>
+              <w:rPr>
+                <w:rFonts w:ascii="Courier New" w:hAnsi="Courier New" w:cs="Courier New"/>
+                <w:sz w:val="18"/>
+                <w:szCs w:val="18"/>
+                <w:lang w:val="en-US"/>
+              </w:rPr>
+              <w:t xml:space="preserve"> </w:t>
+            </w:r>
+            <w:proofErr w:type="spellStart"/>
+            <w:r>
+              <w:rPr>
+                <w:rFonts w:ascii="Courier New" w:hAnsi="Courier New" w:cs="Courier New"/>
+                <w:sz w:val="18"/>
+                <w:szCs w:val="18"/>
+                <w:lang w:val="en-US"/>
+              </w:rPr>
+              <w:t>mengunci</w:t>
+            </w:r>
+            <w:proofErr w:type="spellEnd"/>
+            <w:r>
+              <w:rPr>
+                <w:rFonts w:ascii="Courier New" w:hAnsi="Courier New" w:cs="Courier New"/>
+                <w:sz w:val="18"/>
+                <w:szCs w:val="18"/>
+                <w:lang w:val="en-US"/>
+              </w:rPr>
+              <w:t xml:space="preserve"> </w:t>
+            </w:r>
+            <w:proofErr w:type="spellStart"/>
+            <w:r>
+              <w:rPr>
+                <w:rFonts w:ascii="Courier New" w:hAnsi="Courier New" w:cs="Courier New"/>
+                <w:sz w:val="18"/>
+                <w:szCs w:val="18"/>
+                <w:lang w:val="en-US"/>
+              </w:rPr>
+              <w:t>objek</w:t>
+            </w:r>
+            <w:proofErr w:type="spellEnd"/>
+            <w:r>
+              <w:rPr>
+                <w:rFonts w:ascii="Courier New" w:hAnsi="Courier New" w:cs="Courier New"/>
+                <w:sz w:val="18"/>
+                <w:szCs w:val="18"/>
+                <w:lang w:val="en-US"/>
+              </w:rPr>
+              <w:t xml:space="preserve"> acc2 juga, thread lain </w:t>
+            </w:r>
+            <w:proofErr w:type="spellStart"/>
+            <w:r>
+              <w:rPr>
+                <w:rFonts w:ascii="Courier New" w:hAnsi="Courier New" w:cs="Courier New"/>
+                <w:sz w:val="18"/>
+                <w:szCs w:val="18"/>
+                <w:lang w:val="en-US"/>
+              </w:rPr>
+              <w:t>tunggu</w:t>
+            </w:r>
+            <w:proofErr w:type="spellEnd"/>
+            <w:r>
+              <w:rPr>
+                <w:rFonts w:ascii="Courier New" w:hAnsi="Courier New" w:cs="Courier New"/>
+                <w:sz w:val="18"/>
+                <w:szCs w:val="18"/>
+                <w:lang w:val="en-US"/>
+              </w:rPr>
+              <w:t xml:space="preserve"> giliran"</w:t>
+            </w:r>
+            <w:proofErr w:type="gramStart"/>
+            <w:r>
+              <w:rPr>
+                <w:rFonts w:ascii="Courier New" w:hAnsi="Courier New" w:cs="Courier New"/>
+                <w:sz w:val="18"/>
+                <w:szCs w:val="18"/>
+                <w:lang w:val="en-US"/>
+              </w:rPr>
+              <w:t>);</w:t>
+            </w:r>
+            <w:proofErr w:type="gramEnd"/>
+          </w:p>
+          <w:p>
+            <w:pPr>
+              <w:jc w:val="both"/>
+              <w:rPr>
+                <w:rFonts w:ascii="Courier New" w:hAnsi="Courier New" w:cs="Courier New"/>
+                <w:sz w:val="18"/>
+                <w:szCs w:val="18"/>
+                <w:lang w:val="en-US"/>
+              </w:rPr>
+            </w:pPr>
+            <w:r>
+              <w:rPr>
+                <w:rFonts w:ascii="Courier New" w:hAnsi="Courier New" w:cs="Courier New"/>
+                <w:sz w:val="18"/>
+                <w:szCs w:val="18"/>
+                <w:lang w:val="en-US"/>
+              </w:rPr>
+              <w:t>                    acc2.balance += acc1.</w:t>
+            </w:r>
+            <w:proofErr w:type="gramStart"/>
+            <w:r>
+              <w:rPr>
+                <w:rFonts w:ascii="Courier New" w:hAnsi="Courier New" w:cs="Courier New"/>
+                <w:sz w:val="18"/>
+                <w:szCs w:val="18"/>
+                <w:lang w:val="en-US"/>
+              </w:rPr>
+              <w:t>balance;</w:t>
+            </w:r>
+            <w:proofErr w:type="gramEnd"/>
+          </w:p>
+          <w:p>
+            <w:pPr>
+              <w:jc w:val="both"/>
+              <w:rPr>
+                <w:rFonts w:ascii="Courier New" w:hAnsi="Courier New" w:cs="Courier New"/>
+                <w:sz w:val="18"/>
+                <w:szCs w:val="18"/>
+                <w:lang w:val="en-US"/>
+              </w:rPr>
+            </w:pPr>
+            <w:r>
+              <w:rPr>
+                <w:rFonts w:ascii="Courier New" w:hAnsi="Courier New" w:cs="Courier New"/>
+                <w:sz w:val="18"/>
+                <w:szCs w:val="18"/>
+                <w:lang w:val="en-US"/>
+              </w:rPr>
+              <w:t>                }</w:t>
+            </w:r>
+          </w:p>
+          <w:p>
+            <w:pPr>
+              <w:jc w:val="both"/>
+              <w:rPr>
+                <w:rFonts w:ascii="Courier New" w:hAnsi="Courier New" w:cs="Courier New"/>
+                <w:sz w:val="18"/>
+                <w:szCs w:val="18"/>
+                <w:lang w:val="en-US"/>
+              </w:rPr>
+            </w:pPr>
+            <w:r>
+              <w:rPr>
+                <w:rFonts w:ascii="Courier New" w:hAnsi="Courier New" w:cs="Courier New"/>
+                <w:sz w:val="18"/>
+                <w:szCs w:val="18"/>
+                <w:lang w:val="en-US"/>
+              </w:rPr>
+              <w:t>            }</w:t>
+            </w:r>
+          </w:p>
+          <w:p>
+            <w:pPr>
+              <w:jc w:val="both"/>
+              <w:rPr>
+                <w:rFonts w:ascii="Courier New" w:hAnsi="Courier New" w:cs="Courier New"/>
+                <w:sz w:val="18"/>
+                <w:szCs w:val="18"/>
+                <w:lang w:val="en-US"/>
+              </w:rPr>
+            </w:pPr>
+            <w:r>
+              <w:rPr>
+                <w:rFonts w:ascii="Courier New" w:hAnsi="Courier New" w:cs="Courier New"/>
+                <w:sz w:val="18"/>
+                <w:szCs w:val="18"/>
+                <w:lang w:val="en-US"/>
+              </w:rPr>
+              <w:t>        }</w:t>
+            </w:r>
+            <w:proofErr w:type="gramStart"/>
+            <w:r>
+              <w:rPr>
+                <w:rFonts w:ascii="Courier New" w:hAnsi="Courier New" w:cs="Courier New"/>
+                <w:sz w:val="18"/>
+                <w:szCs w:val="18"/>
+                <w:lang w:val="en-US"/>
+              </w:rPr>
+              <w:t>);</w:t>
+            </w:r>
+            <w:proofErr w:type="gramEnd"/>
+          </w:p>
+          <w:p>
+            <w:pPr>
+              <w:jc w:val="both"/>
+              <w:rPr>
+                <w:rFonts w:ascii="Courier New" w:hAnsi="Courier New" w:cs="Courier New"/>
+                <w:sz w:val="18"/>
+                <w:szCs w:val="18"/>
+                <w:lang w:val="en-US"/>
+              </w:rPr>
+            </w:pPr>
+          </w:p>
+          <w:p>
+            <w:pPr>
+              <w:jc w:val="both"/>
+              <w:rPr>
+                <w:rFonts w:ascii="Courier New" w:hAnsi="Courier New" w:cs="Courier New"/>
+                <w:sz w:val="18"/>
+                <w:szCs w:val="18"/>
+                <w:lang w:val="en-US"/>
+              </w:rPr>
+            </w:pPr>
+            <w:r>
+              <w:rPr>
+                <w:rFonts w:ascii="Courier New" w:hAnsi="Courier New" w:cs="Courier New"/>
+                <w:sz w:val="18"/>
+                <w:szCs w:val="18"/>
+                <w:lang w:val="en-US"/>
+              </w:rPr>
+              <w:t xml:space="preserve">        // Thread 2: </w:t>
+            </w:r>
+            <w:proofErr w:type="spellStart"/>
+            <w:r>
+              <w:rPr>
+                <w:rFonts w:ascii="Courier New" w:hAnsi="Courier New" w:cs="Courier New"/>
+                <w:sz w:val="18"/>
+                <w:szCs w:val="18"/>
+                <w:lang w:val="en-US"/>
+              </w:rPr>
+              <w:t>Menjumlahkan</w:t>
+            </w:r>
+            <w:proofErr w:type="spellEnd"/>
+            <w:r>
+              <w:rPr>
+                <w:rFonts w:ascii="Courier New" w:hAnsi="Courier New" w:cs="Courier New"/>
+                <w:sz w:val="18"/>
+                <w:szCs w:val="18"/>
+                <w:lang w:val="en-US"/>
+              </w:rPr>
+              <w:t xml:space="preserve">/ transfer </w:t>
+            </w:r>
+            <w:proofErr w:type="spellStart"/>
+            <w:r>
+              <w:rPr>
+                <w:rFonts w:ascii="Courier New" w:hAnsi="Courier New" w:cs="Courier New"/>
+                <w:sz w:val="18"/>
+                <w:szCs w:val="18"/>
+                <w:lang w:val="en-US"/>
+              </w:rPr>
+              <w:t>fulus</w:t>
+            </w:r>
+            <w:proofErr w:type="spellEnd"/>
+            <w:r>
+              <w:rPr>
+                <w:rFonts w:ascii="Courier New" w:hAnsi="Courier New" w:cs="Courier New"/>
+                <w:sz w:val="18"/>
+                <w:szCs w:val="18"/>
+                <w:lang w:val="en-US"/>
+              </w:rPr>
+              <w:t xml:space="preserve"> </w:t>
+            </w:r>
+            <w:proofErr w:type="spellStart"/>
+            <w:r>
+              <w:rPr>
+                <w:rFonts w:ascii="Courier New" w:hAnsi="Courier New" w:cs="Courier New"/>
+                <w:sz w:val="18"/>
+                <w:szCs w:val="18"/>
+                <w:lang w:val="en-US"/>
+              </w:rPr>
+              <w:t>dari</w:t>
+            </w:r>
+            <w:proofErr w:type="spellEnd"/>
+            <w:r>
+              <w:rPr>
+                <w:rFonts w:ascii="Courier New" w:hAnsi="Courier New" w:cs="Courier New"/>
+                <w:sz w:val="18"/>
+                <w:szCs w:val="18"/>
+                <w:lang w:val="en-US"/>
+              </w:rPr>
+              <w:t xml:space="preserve"> acc2 </w:t>
+            </w:r>
+            <w:proofErr w:type="spellStart"/>
+            <w:r>
+              <w:rPr>
+                <w:rFonts w:ascii="Courier New" w:hAnsi="Courier New" w:cs="Courier New"/>
+                <w:sz w:val="18"/>
+                <w:szCs w:val="18"/>
+                <w:lang w:val="en-US"/>
+              </w:rPr>
+              <w:t>ke</w:t>
+            </w:r>
+            <w:proofErr w:type="spellEnd"/>
+            <w:r>
+              <w:rPr>
+                <w:rFonts w:ascii="Courier New" w:hAnsi="Courier New" w:cs="Courier New"/>
+                <w:sz w:val="18"/>
+                <w:szCs w:val="18"/>
+                <w:lang w:val="en-US"/>
+              </w:rPr>
+              <w:t xml:space="preserve"> acc1</w:t>
+            </w:r>
+          </w:p>
+          <w:p>
+            <w:pPr>
+              <w:jc w:val="both"/>
+              <w:rPr>
+                <w:rFonts w:ascii="Courier New" w:hAnsi="Courier New" w:cs="Courier New"/>
+                <w:sz w:val="18"/>
+                <w:szCs w:val="18"/>
+                <w:lang w:val="en-US"/>
+              </w:rPr>
+            </w:pPr>
+            <w:r>
+              <w:rPr>
+                <w:rFonts w:ascii="Courier New" w:hAnsi="Courier New" w:cs="Courier New"/>
+                <w:sz w:val="18"/>
+                <w:szCs w:val="18"/>
+                <w:lang w:val="en-US"/>
+              </w:rPr>
+              <w:t xml:space="preserve">        Thread t2 = new </w:t>
+            </w:r>
+            <w:proofErr w:type="gramStart"/>
+            <w:r>
+              <w:rPr>
+                <w:rFonts w:ascii="Courier New" w:hAnsi="Courier New" w:cs="Courier New"/>
+                <w:sz w:val="18"/>
+                <w:szCs w:val="18"/>
+                <w:lang w:val="en-US"/>
+              </w:rPr>
+              <w:t>Thread(</w:t>
+            </w:r>
+            <w:proofErr w:type="gramEnd"/>
+            <w:r>
+              <w:rPr>
+                <w:rFonts w:ascii="Courier New" w:hAnsi="Courier New" w:cs="Courier New"/>
+                <w:sz w:val="18"/>
+                <w:szCs w:val="18"/>
+                <w:lang w:val="en-US"/>
+              </w:rPr>
+              <w:t>() -&gt; {</w:t>
+            </w:r>
+          </w:p>
+          <w:p>
+            <w:pPr>
+              <w:jc w:val="both"/>
+              <w:rPr>
+                <w:rFonts w:ascii="Courier New" w:hAnsi="Courier New" w:cs="Courier New"/>
+                <w:sz w:val="18"/>
+                <w:szCs w:val="18"/>
+                <w:lang w:val="en-US"/>
+              </w:rPr>
+            </w:pPr>
+            <w:r>
+              <w:rPr>
+                <w:rFonts w:ascii="Courier New" w:hAnsi="Courier New" w:cs="Courier New"/>
+                <w:sz w:val="18"/>
+                <w:szCs w:val="18"/>
+                <w:lang w:val="en-US"/>
+              </w:rPr>
+              <w:t xml:space="preserve">            synchronized (acc1) </w:t>
+            </w:r>
+            <w:proofErr w:type="gramStart"/>
+            <w:r>
+              <w:rPr>
+                <w:rFonts w:ascii="Courier New" w:hAnsi="Courier New" w:cs="Courier New"/>
+                <w:sz w:val="18"/>
+                <w:szCs w:val="18"/>
+                <w:lang w:val="en-US"/>
+              </w:rPr>
+              <w:t>{ /</w:t>
+            </w:r>
+            <w:proofErr w:type="gramEnd"/>
+            <w:r>
+              <w:rPr>
+                <w:rFonts w:ascii="Courier New" w:hAnsi="Courier New" w:cs="Courier New"/>
+                <w:sz w:val="18"/>
+                <w:szCs w:val="18"/>
+                <w:lang w:val="en-US"/>
+              </w:rPr>
+              <w:t xml:space="preserve">/ </w:t>
+            </w:r>
+            <w:proofErr w:type="spellStart"/>
+            <w:r>
+              <w:rPr>
+                <w:rFonts w:ascii="Courier New" w:hAnsi="Courier New" w:cs="Courier New"/>
+                <w:sz w:val="18"/>
+                <w:szCs w:val="18"/>
+                <w:lang w:val="en-US"/>
+              </w:rPr>
+              <w:t>Berikan</w:t>
+            </w:r>
+            <w:proofErr w:type="spellEnd"/>
+            <w:r>
+              <w:rPr>
+                <w:rFonts w:ascii="Courier New" w:hAnsi="Courier New" w:cs="Courier New"/>
+                <w:sz w:val="18"/>
+                <w:szCs w:val="18"/>
+                <w:lang w:val="en-US"/>
+              </w:rPr>
+              <w:t xml:space="preserve"> </w:t>
+            </w:r>
+            <w:proofErr w:type="spellStart"/>
+            <w:r>
+              <w:rPr>
+                <w:rFonts w:ascii="Courier New" w:hAnsi="Courier New" w:cs="Courier New"/>
+                <w:sz w:val="18"/>
+                <w:szCs w:val="18"/>
+                <w:lang w:val="en-US"/>
+              </w:rPr>
+              <w:t>komentar</w:t>
+            </w:r>
+            <w:proofErr w:type="spellEnd"/>
+            <w:r>
+              <w:rPr>
+                <w:rFonts w:ascii="Courier New" w:hAnsi="Courier New" w:cs="Courier New"/>
+                <w:sz w:val="18"/>
+                <w:szCs w:val="18"/>
+                <w:lang w:val="en-US"/>
+              </w:rPr>
+              <w:t xml:space="preserve"> </w:t>
+            </w:r>
+            <w:proofErr w:type="spellStart"/>
+            <w:r>
+              <w:rPr>
+                <w:rFonts w:ascii="Courier New" w:hAnsi="Courier New" w:cs="Courier New"/>
+                <w:sz w:val="18"/>
+                <w:szCs w:val="18"/>
+                <w:lang w:val="en-US"/>
+              </w:rPr>
+              <w:t>apa</w:t>
+            </w:r>
+            <w:proofErr w:type="spellEnd"/>
+            <w:r>
+              <w:rPr>
+                <w:rFonts w:ascii="Courier New" w:hAnsi="Courier New" w:cs="Courier New"/>
+                <w:sz w:val="18"/>
+                <w:szCs w:val="18"/>
+                <w:lang w:val="en-US"/>
+              </w:rPr>
+              <w:t xml:space="preserve"> yang </w:t>
+            </w:r>
+            <w:proofErr w:type="spellStart"/>
+            <w:r>
+              <w:rPr>
+                <w:rFonts w:ascii="Courier New" w:hAnsi="Courier New" w:cs="Courier New"/>
+                <w:sz w:val="18"/>
+                <w:szCs w:val="18"/>
+                <w:lang w:val="en-US"/>
+              </w:rPr>
+              <w:t>dilakukan</w:t>
+            </w:r>
+            <w:proofErr w:type="spellEnd"/>
+            <w:r>
+              <w:rPr>
+                <w:rFonts w:ascii="Courier New" w:hAnsi="Courier New" w:cs="Courier New"/>
+                <w:sz w:val="18"/>
+                <w:szCs w:val="18"/>
+                <w:lang w:val="en-US"/>
+              </w:rPr>
               <w:t xml:space="preserve"> pada </w:t>
             </w:r>
             <w:proofErr w:type="spellStart"/>
@@ -4141,7 +4170,7 @@
                 <w:szCs w:val="18"/>
                 <w:lang w:val="en-US"/>
               </w:rPr>
-              <w:t xml:space="preserve">                    //lock acc1 </w:t>
+              <w:t xml:space="preserve">                //lock acc1 </w:t>
             </w:r>
             <w:proofErr w:type="spellStart"/>
             <w:r>
@@ -4221,6 +4250,450 @@
                 <w:szCs w:val="18"/>
                 <w:lang w:val="en-US"/>
               </w:rPr>
+              <w:t xml:space="preserve">                </w:t>
+            </w:r>
+            <w:proofErr w:type="spellStart"/>
+            <w:r>
+              <w:rPr>
+                <w:rFonts w:ascii="Courier New" w:hAnsi="Courier New" w:cs="Courier New"/>
+                <w:sz w:val="18"/>
+                <w:szCs w:val="18"/>
+                <w:lang w:val="en-US"/>
+              </w:rPr>
+              <w:t>System.out.println</w:t>
+            </w:r>
+            <w:proofErr w:type="spellEnd"/>
+            <w:r>
+              <w:rPr>
+                <w:rFonts w:ascii="Courier New" w:hAnsi="Courier New" w:cs="Courier New"/>
+                <w:sz w:val="18"/>
+                <w:szCs w:val="18"/>
+                <w:lang w:val="en-US"/>
+              </w:rPr>
+              <w:t xml:space="preserve">("Thread t2 </w:t>
+            </w:r>
+            <w:proofErr w:type="spellStart"/>
+            <w:r>
+              <w:rPr>
+                <w:rFonts w:ascii="Courier New" w:hAnsi="Courier New" w:cs="Courier New"/>
+                <w:sz w:val="18"/>
+                <w:szCs w:val="18"/>
+                <w:lang w:val="en-US"/>
+              </w:rPr>
+              <w:t>sedang</w:t>
+            </w:r>
+            <w:proofErr w:type="spellEnd"/>
+            <w:r>
+              <w:rPr>
+                <w:rFonts w:ascii="Courier New" w:hAnsi="Courier New" w:cs="Courier New"/>
+                <w:sz w:val="18"/>
+                <w:szCs w:val="18"/>
+                <w:lang w:val="en-US"/>
+              </w:rPr>
+              <w:t xml:space="preserve"> </w:t>
+            </w:r>
+            <w:proofErr w:type="spellStart"/>
+            <w:r>
+              <w:rPr>
+                <w:rFonts w:ascii="Courier New" w:hAnsi="Courier New" w:cs="Courier New"/>
+                <w:sz w:val="18"/>
+                <w:szCs w:val="18"/>
+                <w:lang w:val="en-US"/>
+              </w:rPr>
+              <w:t>mengunci</w:t>
+            </w:r>
+            <w:proofErr w:type="spellEnd"/>
+            <w:r>
+              <w:rPr>
+                <w:rFonts w:ascii="Courier New" w:hAnsi="Courier New" w:cs="Courier New"/>
+                <w:sz w:val="18"/>
+                <w:szCs w:val="18"/>
+                <w:lang w:val="en-US"/>
+              </w:rPr>
+              <w:t xml:space="preserve"> </w:t>
+            </w:r>
+            <w:proofErr w:type="spellStart"/>
+            <w:r>
+              <w:rPr>
+                <w:rFonts w:ascii="Courier New" w:hAnsi="Courier New" w:cs="Courier New"/>
+                <w:sz w:val="18"/>
+                <w:szCs w:val="18"/>
+                <w:lang w:val="en-US"/>
+              </w:rPr>
+              <w:t>objek</w:t>
+            </w:r>
+            <w:proofErr w:type="spellEnd"/>
+            <w:r>
+              <w:rPr>
+                <w:rFonts w:ascii="Courier New" w:hAnsi="Courier New" w:cs="Courier New"/>
+                <w:sz w:val="18"/>
+                <w:szCs w:val="18"/>
+                <w:lang w:val="en-US"/>
+              </w:rPr>
+              <w:t xml:space="preserve"> acc1, thread lain </w:t>
+            </w:r>
+            <w:proofErr w:type="spellStart"/>
+            <w:r>
+              <w:rPr>
+                <w:rFonts w:ascii="Courier New" w:hAnsi="Courier New" w:cs="Courier New"/>
+                <w:sz w:val="18"/>
+                <w:szCs w:val="18"/>
+                <w:lang w:val="en-US"/>
+              </w:rPr>
+              <w:t>tunggu</w:t>
+            </w:r>
+            <w:proofErr w:type="spellEnd"/>
+            <w:r>
+              <w:rPr>
+                <w:rFonts w:ascii="Courier New" w:hAnsi="Courier New" w:cs="Courier New"/>
+                <w:sz w:val="18"/>
+                <w:szCs w:val="18"/>
+                <w:lang w:val="en-US"/>
+              </w:rPr>
+              <w:t xml:space="preserve"> giliran"</w:t>
+            </w:r>
+            <w:proofErr w:type="gramStart"/>
+            <w:r>
+              <w:rPr>
+                <w:rFonts w:ascii="Courier New" w:hAnsi="Courier New" w:cs="Courier New"/>
+                <w:sz w:val="18"/>
+                <w:szCs w:val="18"/>
+                <w:lang w:val="en-US"/>
+              </w:rPr>
+              <w:t>);</w:t>
+            </w:r>
+            <w:proofErr w:type="gramEnd"/>
+          </w:p>
+          <w:p>
+            <w:pPr>
+              <w:jc w:val="both"/>
+              <w:rPr>
+                <w:rFonts w:ascii="Courier New" w:hAnsi="Courier New" w:cs="Courier New"/>
+                <w:sz w:val="18"/>
+                <w:szCs w:val="18"/>
+                <w:lang w:val="en-US"/>
+              </w:rPr>
+            </w:pPr>
+            <w:r>
+              <w:rPr>
+                <w:rFonts w:ascii="Courier New" w:hAnsi="Courier New" w:cs="Courier New"/>
+                <w:sz w:val="18"/>
+                <w:szCs w:val="18"/>
+                <w:lang w:val="en-US"/>
+              </w:rPr>
+              <w:t xml:space="preserve">                try </w:t>
+            </w:r>
+            <w:proofErr w:type="gramStart"/>
+            <w:r>
+              <w:rPr>
+                <w:rFonts w:ascii="Courier New" w:hAnsi="Courier New" w:cs="Courier New"/>
+                <w:sz w:val="18"/>
+                <w:szCs w:val="18"/>
+                <w:lang w:val="en-US"/>
+              </w:rPr>
+              <w:t xml:space="preserve">{ </w:t>
+            </w:r>
+            <w:proofErr w:type="spellStart"/>
+            <w:r>
+              <w:rPr>
+                <w:rFonts w:ascii="Courier New" w:hAnsi="Courier New" w:cs="Courier New"/>
+                <w:sz w:val="18"/>
+                <w:szCs w:val="18"/>
+                <w:lang w:val="en-US"/>
+              </w:rPr>
+              <w:t>Thread.sleep</w:t>
+            </w:r>
+            <w:proofErr w:type="spellEnd"/>
+            <w:proofErr w:type="gramEnd"/>
+            <w:r>
+              <w:rPr>
+                <w:rFonts w:ascii="Courier New" w:hAnsi="Courier New" w:cs="Courier New"/>
+                <w:sz w:val="18"/>
+                <w:szCs w:val="18"/>
+                <w:lang w:val="en-US"/>
+              </w:rPr>
+              <w:t>(100)</w:t>
+            </w:r>
+            <w:proofErr w:type="gramStart"/>
+            <w:r>
+              <w:rPr>
+                <w:rFonts w:ascii="Courier New" w:hAnsi="Courier New" w:cs="Courier New"/>
+                <w:sz w:val="18"/>
+                <w:szCs w:val="18"/>
+                <w:lang w:val="en-US"/>
+              </w:rPr>
+              <w:t>; }</w:t>
+            </w:r>
+            <w:proofErr w:type="gramEnd"/>
+            <w:r>
+              <w:rPr>
+                <w:rFonts w:ascii="Courier New" w:hAnsi="Courier New" w:cs="Courier New"/>
+                <w:sz w:val="18"/>
+                <w:szCs w:val="18"/>
+                <w:lang w:val="en-US"/>
+              </w:rPr>
+              <w:t xml:space="preserve"> catch (Exception </w:t>
+            </w:r>
+            <w:proofErr w:type="gramStart"/>
+            <w:r>
+              <w:rPr>
+                <w:rFonts w:ascii="Courier New" w:hAnsi="Courier New" w:cs="Courier New"/>
+                <w:sz w:val="18"/>
+                <w:szCs w:val="18"/>
+                <w:lang w:val="en-US"/>
+              </w:rPr>
+              <w:t>e) {}</w:t>
+            </w:r>
+            <w:proofErr w:type="gramEnd"/>
+          </w:p>
+          <w:p>
+            <w:pPr>
+              <w:jc w:val="both"/>
+              <w:rPr>
+                <w:rFonts w:ascii="Courier New" w:hAnsi="Courier New" w:cs="Courier New"/>
+                <w:sz w:val="18"/>
+                <w:szCs w:val="18"/>
+                <w:lang w:val="en-US"/>
+              </w:rPr>
+            </w:pPr>
+          </w:p>
+          <w:p>
+            <w:pPr>
+              <w:jc w:val="both"/>
+              <w:rPr>
+                <w:rFonts w:ascii="Courier New" w:hAnsi="Courier New" w:cs="Courier New"/>
+                <w:sz w:val="18"/>
+                <w:szCs w:val="18"/>
+                <w:lang w:val="en-US"/>
+              </w:rPr>
+            </w:pPr>
+            <w:r>
+              <w:rPr>
+                <w:rFonts w:ascii="Courier New" w:hAnsi="Courier New" w:cs="Courier New"/>
+                <w:sz w:val="18"/>
+                <w:szCs w:val="18"/>
+                <w:lang w:val="en-US"/>
+              </w:rPr>
+              <w:t xml:space="preserve">                synchronized (acc2) </w:t>
+            </w:r>
+            <w:proofErr w:type="gramStart"/>
+            <w:r>
+              <w:rPr>
+                <w:rFonts w:ascii="Courier New" w:hAnsi="Courier New" w:cs="Courier New"/>
+                <w:sz w:val="18"/>
+                <w:szCs w:val="18"/>
+                <w:lang w:val="en-US"/>
+              </w:rPr>
+              <w:t>{ /</w:t>
+            </w:r>
+            <w:proofErr w:type="gramEnd"/>
+            <w:r>
+              <w:rPr>
+                <w:rFonts w:ascii="Courier New" w:hAnsi="Courier New" w:cs="Courier New"/>
+                <w:sz w:val="18"/>
+                <w:szCs w:val="18"/>
+                <w:lang w:val="en-US"/>
+              </w:rPr>
+              <w:t xml:space="preserve">/ </w:t>
+            </w:r>
+            <w:proofErr w:type="spellStart"/>
+            <w:r>
+              <w:rPr>
+                <w:rFonts w:ascii="Courier New" w:hAnsi="Courier New" w:cs="Courier New"/>
+                <w:sz w:val="18"/>
+                <w:szCs w:val="18"/>
+                <w:lang w:val="en-US"/>
+              </w:rPr>
+              <w:t>Berikan</w:t>
+            </w:r>
+            <w:proofErr w:type="spellEnd"/>
+            <w:r>
+              <w:rPr>
+                <w:rFonts w:ascii="Courier New" w:hAnsi="Courier New" w:cs="Courier New"/>
+                <w:sz w:val="18"/>
+                <w:szCs w:val="18"/>
+                <w:lang w:val="en-US"/>
+              </w:rPr>
+              <w:t xml:space="preserve"> </w:t>
+            </w:r>
+            <w:proofErr w:type="spellStart"/>
+            <w:r>
+              <w:rPr>
+                <w:rFonts w:ascii="Courier New" w:hAnsi="Courier New" w:cs="Courier New"/>
+                <w:sz w:val="18"/>
+                <w:szCs w:val="18"/>
+                <w:lang w:val="en-US"/>
+              </w:rPr>
+              <w:t>komentar</w:t>
+            </w:r>
+            <w:proofErr w:type="spellEnd"/>
+            <w:r>
+              <w:rPr>
+                <w:rFonts w:ascii="Courier New" w:hAnsi="Courier New" w:cs="Courier New"/>
+                <w:sz w:val="18"/>
+                <w:szCs w:val="18"/>
+                <w:lang w:val="en-US"/>
+              </w:rPr>
+              <w:t xml:space="preserve"> </w:t>
+            </w:r>
+            <w:proofErr w:type="spellStart"/>
+            <w:r>
+              <w:rPr>
+                <w:rFonts w:ascii="Courier New" w:hAnsi="Courier New" w:cs="Courier New"/>
+                <w:sz w:val="18"/>
+                <w:szCs w:val="18"/>
+                <w:lang w:val="en-US"/>
+              </w:rPr>
+              <w:t>apa</w:t>
+            </w:r>
+            <w:proofErr w:type="spellEnd"/>
+            <w:r>
+              <w:rPr>
+                <w:rFonts w:ascii="Courier New" w:hAnsi="Courier New" w:cs="Courier New"/>
+                <w:sz w:val="18"/>
+                <w:szCs w:val="18"/>
+                <w:lang w:val="en-US"/>
+              </w:rPr>
+              <w:t xml:space="preserve"> yang </w:t>
+            </w:r>
+            <w:proofErr w:type="spellStart"/>
+            <w:r>
+              <w:rPr>
+                <w:rFonts w:ascii="Courier New" w:hAnsi="Courier New" w:cs="Courier New"/>
+                <w:sz w:val="18"/>
+                <w:szCs w:val="18"/>
+                <w:lang w:val="en-US"/>
+              </w:rPr>
+              <w:t>dilakukan</w:t>
+            </w:r>
+            <w:proofErr w:type="spellEnd"/>
+            <w:r>
+              <w:rPr>
+                <w:rFonts w:ascii="Courier New" w:hAnsi="Courier New" w:cs="Courier New"/>
+                <w:sz w:val="18"/>
+                <w:szCs w:val="18"/>
+                <w:lang w:val="en-US"/>
+              </w:rPr>
+              <w:t xml:space="preserve"> pada blok </w:t>
+            </w:r>
+            <w:proofErr w:type="spellStart"/>
+            <w:r>
+              <w:rPr>
+                <w:rFonts w:ascii="Courier New" w:hAnsi="Courier New" w:cs="Courier New"/>
+                <w:sz w:val="18"/>
+                <w:szCs w:val="18"/>
+                <w:lang w:val="en-US"/>
+              </w:rPr>
+              <w:t>ini</w:t>
+            </w:r>
+            <w:proofErr w:type="spellEnd"/>
+            <w:r>
+              <w:rPr>
+                <w:rFonts w:ascii="Courier New" w:hAnsi="Courier New" w:cs="Courier New"/>
+                <w:sz w:val="18"/>
+                <w:szCs w:val="18"/>
+                <w:lang w:val="en-US"/>
+              </w:rPr>
+              <w:t>?</w:t>
+            </w:r>
+          </w:p>
+          <w:p>
+            <w:pPr>
+              <w:jc w:val="both"/>
+              <w:rPr>
+                <w:rFonts w:ascii="Courier New" w:hAnsi="Courier New" w:cs="Courier New"/>
+                <w:sz w:val="18"/>
+                <w:szCs w:val="18"/>
+                <w:lang w:val="en-US"/>
+              </w:rPr>
+            </w:pPr>
+            <w:r>
+              <w:rPr>
+                <w:rFonts w:ascii="Courier New" w:hAnsi="Courier New" w:cs="Courier New"/>
+                <w:sz w:val="18"/>
+                <w:szCs w:val="18"/>
+                <w:lang w:val="en-US"/>
+              </w:rPr>
+              <w:t xml:space="preserve">                    //lock acc2 </w:t>
+            </w:r>
+            <w:proofErr w:type="spellStart"/>
+            <w:r>
+              <w:rPr>
+                <w:rFonts w:ascii="Courier New" w:hAnsi="Courier New" w:cs="Courier New"/>
+                <w:sz w:val="18"/>
+                <w:szCs w:val="18"/>
+                <w:lang w:val="en-US"/>
+              </w:rPr>
+              <w:t>biar</w:t>
+            </w:r>
+            <w:proofErr w:type="spellEnd"/>
+            <w:r>
+              <w:rPr>
+                <w:rFonts w:ascii="Courier New" w:hAnsi="Courier New" w:cs="Courier New"/>
+                <w:sz w:val="18"/>
+                <w:szCs w:val="18"/>
+                <w:lang w:val="en-US"/>
+              </w:rPr>
+              <w:t xml:space="preserve"> ga </w:t>
+            </w:r>
+            <w:proofErr w:type="spellStart"/>
+            <w:r>
+              <w:rPr>
+                <w:rFonts w:ascii="Courier New" w:hAnsi="Courier New" w:cs="Courier New"/>
+                <w:sz w:val="18"/>
+                <w:szCs w:val="18"/>
+                <w:lang w:val="en-US"/>
+              </w:rPr>
+              <w:t>bisa</w:t>
+            </w:r>
+            <w:proofErr w:type="spellEnd"/>
+            <w:r>
+              <w:rPr>
+                <w:rFonts w:ascii="Courier New" w:hAnsi="Courier New" w:cs="Courier New"/>
+                <w:sz w:val="18"/>
+                <w:szCs w:val="18"/>
+                <w:lang w:val="en-US"/>
+              </w:rPr>
+              <w:t xml:space="preserve"> </w:t>
+            </w:r>
+            <w:proofErr w:type="spellStart"/>
+            <w:r>
+              <w:rPr>
+                <w:rFonts w:ascii="Courier New" w:hAnsi="Courier New" w:cs="Courier New"/>
+                <w:sz w:val="18"/>
+                <w:szCs w:val="18"/>
+                <w:lang w:val="en-US"/>
+              </w:rPr>
+              <w:t>diambil</w:t>
+            </w:r>
+            <w:proofErr w:type="spellEnd"/>
+            <w:r>
+              <w:rPr>
+                <w:rFonts w:ascii="Courier New" w:hAnsi="Courier New" w:cs="Courier New"/>
+                <w:sz w:val="18"/>
+                <w:szCs w:val="18"/>
+                <w:lang w:val="en-US"/>
+              </w:rPr>
+              <w:t xml:space="preserve"> thread lain</w:t>
+            </w:r>
+          </w:p>
+          <w:p>
+            <w:pPr>
+              <w:jc w:val="both"/>
+              <w:rPr>
+                <w:rFonts w:ascii="Courier New" w:hAnsi="Courier New" w:cs="Courier New"/>
+                <w:sz w:val="18"/>
+                <w:szCs w:val="18"/>
+                <w:lang w:val="en-US"/>
+              </w:rPr>
+            </w:pPr>
+            <w:r>
+              <w:rPr>
+                <w:rFonts w:ascii="Courier New" w:hAnsi="Courier New" w:cs="Courier New"/>
+                <w:sz w:val="18"/>
+                <w:szCs w:val="18"/>
+                <w:lang w:val="en-US"/>
+              </w:rPr>
               <w:t xml:space="preserve">                    </w:t>
             </w:r>
             <w:proofErr w:type="spellStart"/>
@@ -4241,7 +4714,7 @@
                 <w:szCs w:val="18"/>
                 <w:lang w:val="en-US"/>
               </w:rPr>
-              <w:t xml:space="preserve">("Thread t1 </w:t>
+              <w:t xml:space="preserve">("Thread t2 </w:t>
             </w:r>
             <w:proofErr w:type="spellStart"/>
             <w:r>
@@ -4321,1155 +4794,7 @@
                 <w:szCs w:val="18"/>
                 <w:lang w:val="en-US"/>
               </w:rPr>
-              <w:t xml:space="preserve"> </w:t>
-            </w:r>
-            <w:proofErr w:type="spellStart"/>
-            <w:r>
-              <w:rPr>
-                <w:rFonts w:ascii="Courier New" w:hAnsi="Courier New" w:cs="Courier New"/>
-                <w:sz w:val="18"/>
-                <w:szCs w:val="18"/>
-                <w:lang w:val="en-US"/>
-              </w:rPr>
-              <w:t>giliran</w:t>
-            </w:r>
-            <w:proofErr w:type="spellEnd"/>
-            <w:r>
-              <w:rPr>
-                <w:rFonts w:ascii="Courier New" w:hAnsi="Courier New" w:cs="Courier New"/>
-                <w:sz w:val="18"/>
-                <w:szCs w:val="18"/>
-                <w:lang w:val="en-US"/>
-              </w:rPr>
-              <w:t>"</w:t>
-            </w:r>
-            <w:proofErr w:type="gramStart"/>
-            <w:r>
-              <w:rPr>
-                <w:rFonts w:ascii="Courier New" w:hAnsi="Courier New" w:cs="Courier New"/>
-                <w:sz w:val="18"/>
-                <w:szCs w:val="18"/>
-                <w:lang w:val="en-US"/>
-              </w:rPr>
-              <w:t>);</w:t>
-            </w:r>
-            <w:proofErr w:type="gramEnd"/>
-          </w:p>
-          <w:p>
-            <w:pPr>
-              <w:jc w:val="both"/>
-              <w:rPr>
-                <w:rFonts w:ascii="Courier New" w:hAnsi="Courier New" w:cs="Courier New"/>
-                <w:sz w:val="18"/>
-                <w:szCs w:val="18"/>
-                <w:lang w:val="en-US"/>
-              </w:rPr>
-            </w:pPr>
-            <w:r>
-              <w:rPr>
-                <w:rFonts w:ascii="Courier New" w:hAnsi="Courier New" w:cs="Courier New"/>
-                <w:sz w:val="18"/>
-                <w:szCs w:val="18"/>
-                <w:lang w:val="en-US"/>
-              </w:rPr>
-              <w:t>                    acc2.balance += acc1.</w:t>
-            </w:r>
-            <w:proofErr w:type="gramStart"/>
-            <w:r>
-              <w:rPr>
-                <w:rFonts w:ascii="Courier New" w:hAnsi="Courier New" w:cs="Courier New"/>
-                <w:sz w:val="18"/>
-                <w:szCs w:val="18"/>
-                <w:lang w:val="en-US"/>
-              </w:rPr>
-              <w:t>balance;</w:t>
-            </w:r>
-            <w:proofErr w:type="gramEnd"/>
-          </w:p>
-          <w:p>
-            <w:pPr>
-              <w:jc w:val="both"/>
-              <w:rPr>
-                <w:rFonts w:ascii="Courier New" w:hAnsi="Courier New" w:cs="Courier New"/>
-                <w:sz w:val="18"/>
-                <w:szCs w:val="18"/>
-                <w:lang w:val="en-US"/>
-              </w:rPr>
-            </w:pPr>
-            <w:r>
-              <w:rPr>
-                <w:rFonts w:ascii="Courier New" w:hAnsi="Courier New" w:cs="Courier New"/>
-                <w:sz w:val="18"/>
-                <w:szCs w:val="18"/>
-                <w:lang w:val="en-US"/>
-              </w:rPr>
-              <w:t>                }</w:t>
-            </w:r>
-          </w:p>
-          <w:p>
-            <w:pPr>
-              <w:jc w:val="both"/>
-              <w:rPr>
-                <w:rFonts w:ascii="Courier New" w:hAnsi="Courier New" w:cs="Courier New"/>
-                <w:sz w:val="18"/>
-                <w:szCs w:val="18"/>
-                <w:lang w:val="en-US"/>
-              </w:rPr>
-            </w:pPr>
-            <w:r>
-              <w:rPr>
-                <w:rFonts w:ascii="Courier New" w:hAnsi="Courier New" w:cs="Courier New"/>
-                <w:sz w:val="18"/>
-                <w:szCs w:val="18"/>
-                <w:lang w:val="en-US"/>
-              </w:rPr>
-              <w:t>            }</w:t>
-            </w:r>
-          </w:p>
-          <w:p>
-            <w:pPr>
-              <w:jc w:val="both"/>
-              <w:rPr>
-                <w:rFonts w:ascii="Courier New" w:hAnsi="Courier New" w:cs="Courier New"/>
-                <w:sz w:val="18"/>
-                <w:szCs w:val="18"/>
-                <w:lang w:val="en-US"/>
-              </w:rPr>
-            </w:pPr>
-            <w:r>
-              <w:rPr>
-                <w:rFonts w:ascii="Courier New" w:hAnsi="Courier New" w:cs="Courier New"/>
-                <w:sz w:val="18"/>
-                <w:szCs w:val="18"/>
-                <w:lang w:val="en-US"/>
-              </w:rPr>
-              <w:t>        }</w:t>
-            </w:r>
-            <w:proofErr w:type="gramStart"/>
-            <w:r>
-              <w:rPr>
-                <w:rFonts w:ascii="Courier New" w:hAnsi="Courier New" w:cs="Courier New"/>
-                <w:sz w:val="18"/>
-                <w:szCs w:val="18"/>
-                <w:lang w:val="en-US"/>
-              </w:rPr>
-              <w:t>);</w:t>
-            </w:r>
-            <w:proofErr w:type="gramEnd"/>
-          </w:p>
-          <w:p>
-            <w:pPr>
-              <w:jc w:val="both"/>
-              <w:rPr>
-                <w:rFonts w:ascii="Courier New" w:hAnsi="Courier New" w:cs="Courier New"/>
-                <w:sz w:val="18"/>
-                <w:szCs w:val="18"/>
-                <w:lang w:val="en-US"/>
-              </w:rPr>
-            </w:pPr>
-          </w:p>
-          <w:p>
-            <w:pPr>
-              <w:jc w:val="both"/>
-              <w:rPr>
-                <w:rFonts w:ascii="Courier New" w:hAnsi="Courier New" w:cs="Courier New"/>
-                <w:sz w:val="18"/>
-                <w:szCs w:val="18"/>
-                <w:lang w:val="en-US"/>
-              </w:rPr>
-            </w:pPr>
-            <w:r>
-              <w:rPr>
-                <w:rFonts w:ascii="Courier New" w:hAnsi="Courier New" w:cs="Courier New"/>
-                <w:sz w:val="18"/>
-                <w:szCs w:val="18"/>
-                <w:lang w:val="en-US"/>
-              </w:rPr>
-              <w:t xml:space="preserve">        // Thread 2: </w:t>
-            </w:r>
-            <w:proofErr w:type="spellStart"/>
-            <w:r>
-              <w:rPr>
-                <w:rFonts w:ascii="Courier New" w:hAnsi="Courier New" w:cs="Courier New"/>
-                <w:sz w:val="18"/>
-                <w:szCs w:val="18"/>
-                <w:lang w:val="en-US"/>
-              </w:rPr>
-              <w:t>Menjumlahkan</w:t>
-            </w:r>
-            <w:proofErr w:type="spellEnd"/>
-            <w:r>
-              <w:rPr>
-                <w:rFonts w:ascii="Courier New" w:hAnsi="Courier New" w:cs="Courier New"/>
-                <w:sz w:val="18"/>
-                <w:szCs w:val="18"/>
-                <w:lang w:val="en-US"/>
-              </w:rPr>
-              <w:t xml:space="preserve">/ transfer </w:t>
-            </w:r>
-            <w:proofErr w:type="spellStart"/>
-            <w:r>
-              <w:rPr>
-                <w:rFonts w:ascii="Courier New" w:hAnsi="Courier New" w:cs="Courier New"/>
-                <w:sz w:val="18"/>
-                <w:szCs w:val="18"/>
-                <w:lang w:val="en-US"/>
-              </w:rPr>
-              <w:t>fulus</w:t>
-            </w:r>
-            <w:proofErr w:type="spellEnd"/>
-            <w:r>
-              <w:rPr>
-                <w:rFonts w:ascii="Courier New" w:hAnsi="Courier New" w:cs="Courier New"/>
-                <w:sz w:val="18"/>
-                <w:szCs w:val="18"/>
-                <w:lang w:val="en-US"/>
-              </w:rPr>
-              <w:t xml:space="preserve"> </w:t>
-            </w:r>
-            <w:proofErr w:type="spellStart"/>
-            <w:r>
-              <w:rPr>
-                <w:rFonts w:ascii="Courier New" w:hAnsi="Courier New" w:cs="Courier New"/>
-                <w:sz w:val="18"/>
-                <w:szCs w:val="18"/>
-                <w:lang w:val="en-US"/>
-              </w:rPr>
-              <w:t>dari</w:t>
-            </w:r>
-            <w:proofErr w:type="spellEnd"/>
-            <w:r>
-              <w:rPr>
-                <w:rFonts w:ascii="Courier New" w:hAnsi="Courier New" w:cs="Courier New"/>
-                <w:sz w:val="18"/>
-                <w:szCs w:val="18"/>
-                <w:lang w:val="en-US"/>
-              </w:rPr>
-              <w:t xml:space="preserve"> acc2 </w:t>
-            </w:r>
-            <w:proofErr w:type="spellStart"/>
-            <w:r>
-              <w:rPr>
-                <w:rFonts w:ascii="Courier New" w:hAnsi="Courier New" w:cs="Courier New"/>
-                <w:sz w:val="18"/>
-                <w:szCs w:val="18"/>
-                <w:lang w:val="en-US"/>
-              </w:rPr>
-              <w:t>ke</w:t>
-            </w:r>
-            <w:proofErr w:type="spellEnd"/>
-            <w:r>
-              <w:rPr>
-                <w:rFonts w:ascii="Courier New" w:hAnsi="Courier New" w:cs="Courier New"/>
-                <w:sz w:val="18"/>
-                <w:szCs w:val="18"/>
-                <w:lang w:val="en-US"/>
-              </w:rPr>
-              <w:t xml:space="preserve"> acc1</w:t>
-            </w:r>
-          </w:p>
-          <w:p>
-            <w:pPr>
-              <w:jc w:val="both"/>
-              <w:rPr>
-                <w:rFonts w:ascii="Courier New" w:hAnsi="Courier New" w:cs="Courier New"/>
-                <w:sz w:val="18"/>
-                <w:szCs w:val="18"/>
-                <w:lang w:val="en-US"/>
-              </w:rPr>
-            </w:pPr>
-            <w:r>
-              <w:rPr>
-                <w:rFonts w:ascii="Courier New" w:hAnsi="Courier New" w:cs="Courier New"/>
-                <w:sz w:val="18"/>
-                <w:szCs w:val="18"/>
-                <w:lang w:val="en-US"/>
-              </w:rPr>
-              <w:t xml:space="preserve">        Thread t2 = new </w:t>
-            </w:r>
-            <w:proofErr w:type="gramStart"/>
-            <w:r>
-              <w:rPr>
-                <w:rFonts w:ascii="Courier New" w:hAnsi="Courier New" w:cs="Courier New"/>
-                <w:sz w:val="18"/>
-                <w:szCs w:val="18"/>
-                <w:lang w:val="en-US"/>
-              </w:rPr>
-              <w:t>Thread(</w:t>
-            </w:r>
-            <w:proofErr w:type="gramEnd"/>
-            <w:r>
-              <w:rPr>
-                <w:rFonts w:ascii="Courier New" w:hAnsi="Courier New" w:cs="Courier New"/>
-                <w:sz w:val="18"/>
-                <w:szCs w:val="18"/>
-                <w:lang w:val="en-US"/>
-              </w:rPr>
-              <w:t>() -&gt; {</w:t>
-            </w:r>
-          </w:p>
-          <w:p>
-            <w:pPr>
-              <w:jc w:val="both"/>
-              <w:rPr>
-                <w:rFonts w:ascii="Courier New" w:hAnsi="Courier New" w:cs="Courier New"/>
-                <w:sz w:val="18"/>
-                <w:szCs w:val="18"/>
-                <w:lang w:val="en-US"/>
-              </w:rPr>
-            </w:pPr>
-            <w:r>
-              <w:rPr>
-                <w:rFonts w:ascii="Courier New" w:hAnsi="Courier New" w:cs="Courier New"/>
-                <w:sz w:val="18"/>
-                <w:szCs w:val="18"/>
-                <w:lang w:val="en-US"/>
-              </w:rPr>
-              <w:t xml:space="preserve">            synchronized (acc1) </w:t>
-            </w:r>
-            <w:proofErr w:type="gramStart"/>
-            <w:r>
-              <w:rPr>
-                <w:rFonts w:ascii="Courier New" w:hAnsi="Courier New" w:cs="Courier New"/>
-                <w:sz w:val="18"/>
-                <w:szCs w:val="18"/>
-                <w:lang w:val="en-US"/>
-              </w:rPr>
-              <w:t>{ /</w:t>
-            </w:r>
-            <w:proofErr w:type="gramEnd"/>
-            <w:r>
-              <w:rPr>
-                <w:rFonts w:ascii="Courier New" w:hAnsi="Courier New" w:cs="Courier New"/>
-                <w:sz w:val="18"/>
-                <w:szCs w:val="18"/>
-                <w:lang w:val="en-US"/>
-              </w:rPr>
-              <w:t xml:space="preserve">/ </w:t>
-            </w:r>
-            <w:proofErr w:type="spellStart"/>
-            <w:r>
-              <w:rPr>
-                <w:rFonts w:ascii="Courier New" w:hAnsi="Courier New" w:cs="Courier New"/>
-                <w:sz w:val="18"/>
-                <w:szCs w:val="18"/>
-                <w:lang w:val="en-US"/>
-              </w:rPr>
-              <w:t>Berikan</w:t>
-            </w:r>
-            <w:proofErr w:type="spellEnd"/>
-            <w:r>
-              <w:rPr>
-                <w:rFonts w:ascii="Courier New" w:hAnsi="Courier New" w:cs="Courier New"/>
-                <w:sz w:val="18"/>
-                <w:szCs w:val="18"/>
-                <w:lang w:val="en-US"/>
-              </w:rPr>
-              <w:t xml:space="preserve"> </w:t>
-            </w:r>
-            <w:proofErr w:type="spellStart"/>
-            <w:r>
-              <w:rPr>
-                <w:rFonts w:ascii="Courier New" w:hAnsi="Courier New" w:cs="Courier New"/>
-                <w:sz w:val="18"/>
-                <w:szCs w:val="18"/>
-                <w:lang w:val="en-US"/>
-              </w:rPr>
-              <w:t>komentar</w:t>
-            </w:r>
-            <w:proofErr w:type="spellEnd"/>
-            <w:r>
-              <w:rPr>
-                <w:rFonts w:ascii="Courier New" w:hAnsi="Courier New" w:cs="Courier New"/>
-                <w:sz w:val="18"/>
-                <w:szCs w:val="18"/>
-                <w:lang w:val="en-US"/>
-              </w:rPr>
-              <w:t xml:space="preserve"> </w:t>
-            </w:r>
-            <w:proofErr w:type="spellStart"/>
-            <w:r>
-              <w:rPr>
-                <w:rFonts w:ascii="Courier New" w:hAnsi="Courier New" w:cs="Courier New"/>
-                <w:sz w:val="18"/>
-                <w:szCs w:val="18"/>
-                <w:lang w:val="en-US"/>
-              </w:rPr>
-              <w:t>apa</w:t>
-            </w:r>
-            <w:proofErr w:type="spellEnd"/>
-            <w:r>
-              <w:rPr>
-                <w:rFonts w:ascii="Courier New" w:hAnsi="Courier New" w:cs="Courier New"/>
-                <w:sz w:val="18"/>
-                <w:szCs w:val="18"/>
-                <w:lang w:val="en-US"/>
-              </w:rPr>
-              <w:t xml:space="preserve"> yang </w:t>
-            </w:r>
-            <w:proofErr w:type="spellStart"/>
-            <w:r>
-              <w:rPr>
-                <w:rFonts w:ascii="Courier New" w:hAnsi="Courier New" w:cs="Courier New"/>
-                <w:sz w:val="18"/>
-                <w:szCs w:val="18"/>
-                <w:lang w:val="en-US"/>
-              </w:rPr>
-              <w:t>dilakukan</w:t>
-            </w:r>
-            <w:proofErr w:type="spellEnd"/>
-            <w:r>
-              <w:rPr>
-                <w:rFonts w:ascii="Courier New" w:hAnsi="Courier New" w:cs="Courier New"/>
-                <w:sz w:val="18"/>
-                <w:szCs w:val="18"/>
-                <w:lang w:val="en-US"/>
-              </w:rPr>
-              <w:t xml:space="preserve"> pada </w:t>
-            </w:r>
-            <w:proofErr w:type="spellStart"/>
-            <w:r>
-              <w:rPr>
-                <w:rFonts w:ascii="Courier New" w:hAnsi="Courier New" w:cs="Courier New"/>
-                <w:sz w:val="18"/>
-                <w:szCs w:val="18"/>
-                <w:lang w:val="en-US"/>
-              </w:rPr>
-              <w:t>blok</w:t>
-            </w:r>
-            <w:proofErr w:type="spellEnd"/>
-            <w:r>
-              <w:rPr>
-                <w:rFonts w:ascii="Courier New" w:hAnsi="Courier New" w:cs="Courier New"/>
-                <w:sz w:val="18"/>
-                <w:szCs w:val="18"/>
-                <w:lang w:val="en-US"/>
-              </w:rPr>
-              <w:t xml:space="preserve"> </w:t>
-            </w:r>
-            <w:proofErr w:type="spellStart"/>
-            <w:r>
-              <w:rPr>
-                <w:rFonts w:ascii="Courier New" w:hAnsi="Courier New" w:cs="Courier New"/>
-                <w:sz w:val="18"/>
-                <w:szCs w:val="18"/>
-                <w:lang w:val="en-US"/>
-              </w:rPr>
-              <w:t>ini</w:t>
-            </w:r>
-            <w:proofErr w:type="spellEnd"/>
-            <w:r>
-              <w:rPr>
-                <w:rFonts w:ascii="Courier New" w:hAnsi="Courier New" w:cs="Courier New"/>
-                <w:sz w:val="18"/>
-                <w:szCs w:val="18"/>
-                <w:lang w:val="en-US"/>
-              </w:rPr>
-              <w:t>?</w:t>
-            </w:r>
-          </w:p>
-          <w:p>
-            <w:pPr>
-              <w:jc w:val="both"/>
-              <w:rPr>
-                <w:rFonts w:ascii="Courier New" w:hAnsi="Courier New" w:cs="Courier New"/>
-                <w:sz w:val="18"/>
-                <w:szCs w:val="18"/>
-                <w:lang w:val="en-US"/>
-              </w:rPr>
-            </w:pPr>
-            <w:r>
-              <w:rPr>
-                <w:rFonts w:ascii="Courier New" w:hAnsi="Courier New" w:cs="Courier New"/>
-                <w:sz w:val="18"/>
-                <w:szCs w:val="18"/>
-                <w:lang w:val="en-US"/>
-              </w:rPr>
-              <w:t xml:space="preserve">                //lock acc1 </w:t>
-            </w:r>
-            <w:proofErr w:type="spellStart"/>
-            <w:r>
-              <w:rPr>
-                <w:rFonts w:ascii="Courier New" w:hAnsi="Courier New" w:cs="Courier New"/>
-                <w:sz w:val="18"/>
-                <w:szCs w:val="18"/>
-                <w:lang w:val="en-US"/>
-              </w:rPr>
-              <w:t>biar</w:t>
-            </w:r>
-            <w:proofErr w:type="spellEnd"/>
-            <w:r>
-              <w:rPr>
-                <w:rFonts w:ascii="Courier New" w:hAnsi="Courier New" w:cs="Courier New"/>
-                <w:sz w:val="18"/>
-                <w:szCs w:val="18"/>
-                <w:lang w:val="en-US"/>
-              </w:rPr>
-              <w:t xml:space="preserve"> ga </w:t>
-            </w:r>
-            <w:proofErr w:type="spellStart"/>
-            <w:r>
-              <w:rPr>
-                <w:rFonts w:ascii="Courier New" w:hAnsi="Courier New" w:cs="Courier New"/>
-                <w:sz w:val="18"/>
-                <w:szCs w:val="18"/>
-                <w:lang w:val="en-US"/>
-              </w:rPr>
-              <w:t>bisa</w:t>
-            </w:r>
-            <w:proofErr w:type="spellEnd"/>
-            <w:r>
-              <w:rPr>
-                <w:rFonts w:ascii="Courier New" w:hAnsi="Courier New" w:cs="Courier New"/>
-                <w:sz w:val="18"/>
-                <w:szCs w:val="18"/>
-                <w:lang w:val="en-US"/>
-              </w:rPr>
-              <w:t xml:space="preserve"> </w:t>
-            </w:r>
-            <w:proofErr w:type="spellStart"/>
-            <w:r>
-              <w:rPr>
-                <w:rFonts w:ascii="Courier New" w:hAnsi="Courier New" w:cs="Courier New"/>
-                <w:sz w:val="18"/>
-                <w:szCs w:val="18"/>
-                <w:lang w:val="en-US"/>
-              </w:rPr>
-              <w:t>diambil</w:t>
-            </w:r>
-            <w:proofErr w:type="spellEnd"/>
-            <w:r>
-              <w:rPr>
-                <w:rFonts w:ascii="Courier New" w:hAnsi="Courier New" w:cs="Courier New"/>
-                <w:sz w:val="18"/>
-                <w:szCs w:val="18"/>
-                <w:lang w:val="en-US"/>
-              </w:rPr>
-              <w:t xml:space="preserve"> thread lain</w:t>
-            </w:r>
-          </w:p>
-          <w:p>
-            <w:pPr>
-              <w:jc w:val="both"/>
-              <w:rPr>
-                <w:rFonts w:ascii="Courier New" w:hAnsi="Courier New" w:cs="Courier New"/>
-                <w:sz w:val="18"/>
-                <w:szCs w:val="18"/>
-                <w:lang w:val="en-US"/>
-              </w:rPr>
-            </w:pPr>
-            <w:r>
-              <w:rPr>
-                <w:rFonts w:ascii="Courier New" w:hAnsi="Courier New" w:cs="Courier New"/>
-                <w:sz w:val="18"/>
-                <w:szCs w:val="18"/>
-                <w:lang w:val="en-US"/>
-              </w:rPr>
-              <w:t xml:space="preserve">                </w:t>
-            </w:r>
-            <w:proofErr w:type="spellStart"/>
-            <w:r>
-              <w:rPr>
-                <w:rFonts w:ascii="Courier New" w:hAnsi="Courier New" w:cs="Courier New"/>
-                <w:sz w:val="18"/>
-                <w:szCs w:val="18"/>
-                <w:lang w:val="en-US"/>
-              </w:rPr>
-              <w:t>System.out.println</w:t>
-            </w:r>
-            <w:proofErr w:type="spellEnd"/>
-            <w:r>
-              <w:rPr>
-                <w:rFonts w:ascii="Courier New" w:hAnsi="Courier New" w:cs="Courier New"/>
-                <w:sz w:val="18"/>
-                <w:szCs w:val="18"/>
-                <w:lang w:val="en-US"/>
-              </w:rPr>
-              <w:t xml:space="preserve">("Thread t2 </w:t>
-            </w:r>
-            <w:proofErr w:type="spellStart"/>
-            <w:r>
-              <w:rPr>
-                <w:rFonts w:ascii="Courier New" w:hAnsi="Courier New" w:cs="Courier New"/>
-                <w:sz w:val="18"/>
-                <w:szCs w:val="18"/>
-                <w:lang w:val="en-US"/>
-              </w:rPr>
-              <w:t>sedang</w:t>
-            </w:r>
-            <w:proofErr w:type="spellEnd"/>
-            <w:r>
-              <w:rPr>
-                <w:rFonts w:ascii="Courier New" w:hAnsi="Courier New" w:cs="Courier New"/>
-                <w:sz w:val="18"/>
-                <w:szCs w:val="18"/>
-                <w:lang w:val="en-US"/>
-              </w:rPr>
-              <w:t xml:space="preserve"> </w:t>
-            </w:r>
-            <w:proofErr w:type="spellStart"/>
-            <w:r>
-              <w:rPr>
-                <w:rFonts w:ascii="Courier New" w:hAnsi="Courier New" w:cs="Courier New"/>
-                <w:sz w:val="18"/>
-                <w:szCs w:val="18"/>
-                <w:lang w:val="en-US"/>
-              </w:rPr>
-              <w:t>mengunci</w:t>
-            </w:r>
-            <w:proofErr w:type="spellEnd"/>
-            <w:r>
-              <w:rPr>
-                <w:rFonts w:ascii="Courier New" w:hAnsi="Courier New" w:cs="Courier New"/>
-                <w:sz w:val="18"/>
-                <w:szCs w:val="18"/>
-                <w:lang w:val="en-US"/>
-              </w:rPr>
-              <w:t xml:space="preserve"> </w:t>
-            </w:r>
-            <w:proofErr w:type="spellStart"/>
-            <w:r>
-              <w:rPr>
-                <w:rFonts w:ascii="Courier New" w:hAnsi="Courier New" w:cs="Courier New"/>
-                <w:sz w:val="18"/>
-                <w:szCs w:val="18"/>
-                <w:lang w:val="en-US"/>
-              </w:rPr>
-              <w:t>objek</w:t>
-            </w:r>
-            <w:proofErr w:type="spellEnd"/>
-            <w:r>
-              <w:rPr>
-                <w:rFonts w:ascii="Courier New" w:hAnsi="Courier New" w:cs="Courier New"/>
-                <w:sz w:val="18"/>
-                <w:szCs w:val="18"/>
-                <w:lang w:val="en-US"/>
-              </w:rPr>
-              <w:t xml:space="preserve"> acc1, thread lain </w:t>
-            </w:r>
-            <w:proofErr w:type="spellStart"/>
-            <w:r>
-              <w:rPr>
-                <w:rFonts w:ascii="Courier New" w:hAnsi="Courier New" w:cs="Courier New"/>
-                <w:sz w:val="18"/>
-                <w:szCs w:val="18"/>
-                <w:lang w:val="en-US"/>
-              </w:rPr>
-              <w:t>tunggu</w:t>
-            </w:r>
-            <w:proofErr w:type="spellEnd"/>
-            <w:r>
-              <w:rPr>
-                <w:rFonts w:ascii="Courier New" w:hAnsi="Courier New" w:cs="Courier New"/>
-                <w:sz w:val="18"/>
-                <w:szCs w:val="18"/>
-                <w:lang w:val="en-US"/>
-              </w:rPr>
-              <w:t xml:space="preserve"> </w:t>
-            </w:r>
-            <w:proofErr w:type="spellStart"/>
-            <w:r>
-              <w:rPr>
-                <w:rFonts w:ascii="Courier New" w:hAnsi="Courier New" w:cs="Courier New"/>
-                <w:sz w:val="18"/>
-                <w:szCs w:val="18"/>
-                <w:lang w:val="en-US"/>
-              </w:rPr>
-              <w:t>giliran</w:t>
-            </w:r>
-            <w:proofErr w:type="spellEnd"/>
-            <w:r>
-              <w:rPr>
-                <w:rFonts w:ascii="Courier New" w:hAnsi="Courier New" w:cs="Courier New"/>
-                <w:sz w:val="18"/>
-                <w:szCs w:val="18"/>
-                <w:lang w:val="en-US"/>
-              </w:rPr>
-              <w:t>"</w:t>
-            </w:r>
-            <w:proofErr w:type="gramStart"/>
-            <w:r>
-              <w:rPr>
-                <w:rFonts w:ascii="Courier New" w:hAnsi="Courier New" w:cs="Courier New"/>
-                <w:sz w:val="18"/>
-                <w:szCs w:val="18"/>
-                <w:lang w:val="en-US"/>
-              </w:rPr>
-              <w:t>);</w:t>
-            </w:r>
-            <w:proofErr w:type="gramEnd"/>
-          </w:p>
-          <w:p>
-            <w:pPr>
-              <w:jc w:val="both"/>
-              <w:rPr>
-                <w:rFonts w:ascii="Courier New" w:hAnsi="Courier New" w:cs="Courier New"/>
-                <w:sz w:val="18"/>
-                <w:szCs w:val="18"/>
-                <w:lang w:val="en-US"/>
-              </w:rPr>
-            </w:pPr>
-            <w:r>
-              <w:rPr>
-                <w:rFonts w:ascii="Courier New" w:hAnsi="Courier New" w:cs="Courier New"/>
-                <w:sz w:val="18"/>
-                <w:szCs w:val="18"/>
-                <w:lang w:val="en-US"/>
-              </w:rPr>
-              <w:t xml:space="preserve">                try </w:t>
-            </w:r>
-            <w:proofErr w:type="gramStart"/>
-            <w:r>
-              <w:rPr>
-                <w:rFonts w:ascii="Courier New" w:hAnsi="Courier New" w:cs="Courier New"/>
-                <w:sz w:val="18"/>
-                <w:szCs w:val="18"/>
-                <w:lang w:val="en-US"/>
-              </w:rPr>
-              <w:t xml:space="preserve">{ </w:t>
-            </w:r>
-            <w:proofErr w:type="spellStart"/>
-            <w:r>
-              <w:rPr>
-                <w:rFonts w:ascii="Courier New" w:hAnsi="Courier New" w:cs="Courier New"/>
-                <w:sz w:val="18"/>
-                <w:szCs w:val="18"/>
-                <w:lang w:val="en-US"/>
-              </w:rPr>
-              <w:t>Thread.sleep</w:t>
-            </w:r>
-            <w:proofErr w:type="spellEnd"/>
-            <w:proofErr w:type="gramEnd"/>
-            <w:r>
-              <w:rPr>
-                <w:rFonts w:ascii="Courier New" w:hAnsi="Courier New" w:cs="Courier New"/>
-                <w:sz w:val="18"/>
-                <w:szCs w:val="18"/>
-                <w:lang w:val="en-US"/>
-              </w:rPr>
-              <w:t>(100)</w:t>
-            </w:r>
-            <w:proofErr w:type="gramStart"/>
-            <w:r>
-              <w:rPr>
-                <w:rFonts w:ascii="Courier New" w:hAnsi="Courier New" w:cs="Courier New"/>
-                <w:sz w:val="18"/>
-                <w:szCs w:val="18"/>
-                <w:lang w:val="en-US"/>
-              </w:rPr>
-              <w:t>; }</w:t>
-            </w:r>
-            <w:proofErr w:type="gramEnd"/>
-            <w:r>
-              <w:rPr>
-                <w:rFonts w:ascii="Courier New" w:hAnsi="Courier New" w:cs="Courier New"/>
-                <w:sz w:val="18"/>
-                <w:szCs w:val="18"/>
-                <w:lang w:val="en-US"/>
-              </w:rPr>
-              <w:t xml:space="preserve"> catch (Exception </w:t>
-            </w:r>
-            <w:proofErr w:type="gramStart"/>
-            <w:r>
-              <w:rPr>
-                <w:rFonts w:ascii="Courier New" w:hAnsi="Courier New" w:cs="Courier New"/>
-                <w:sz w:val="18"/>
-                <w:szCs w:val="18"/>
-                <w:lang w:val="en-US"/>
-              </w:rPr>
-              <w:t>e) {}</w:t>
-            </w:r>
-            <w:proofErr w:type="gramEnd"/>
-          </w:p>
-          <w:p>
-            <w:pPr>
-              <w:jc w:val="both"/>
-              <w:rPr>
-                <w:rFonts w:ascii="Courier New" w:hAnsi="Courier New" w:cs="Courier New"/>
-                <w:sz w:val="18"/>
-                <w:szCs w:val="18"/>
-                <w:lang w:val="en-US"/>
-              </w:rPr>
-            </w:pPr>
-          </w:p>
-          <w:p>
-            <w:pPr>
-              <w:jc w:val="both"/>
-              <w:rPr>
-                <w:rFonts w:ascii="Courier New" w:hAnsi="Courier New" w:cs="Courier New"/>
-                <w:sz w:val="18"/>
-                <w:szCs w:val="18"/>
-                <w:lang w:val="en-US"/>
-              </w:rPr>
-            </w:pPr>
-            <w:r>
-              <w:rPr>
-                <w:rFonts w:ascii="Courier New" w:hAnsi="Courier New" w:cs="Courier New"/>
-                <w:sz w:val="18"/>
-                <w:szCs w:val="18"/>
-                <w:lang w:val="en-US"/>
-              </w:rPr>
-              <w:t xml:space="preserve">                synchronized (acc2) </w:t>
-            </w:r>
-            <w:proofErr w:type="gramStart"/>
-            <w:r>
-              <w:rPr>
-                <w:rFonts w:ascii="Courier New" w:hAnsi="Courier New" w:cs="Courier New"/>
-                <w:sz w:val="18"/>
-                <w:szCs w:val="18"/>
-                <w:lang w:val="en-US"/>
-              </w:rPr>
-              <w:t>{ /</w:t>
-            </w:r>
-            <w:proofErr w:type="gramEnd"/>
-            <w:r>
-              <w:rPr>
-                <w:rFonts w:ascii="Courier New" w:hAnsi="Courier New" w:cs="Courier New"/>
-                <w:sz w:val="18"/>
-                <w:szCs w:val="18"/>
-                <w:lang w:val="en-US"/>
-              </w:rPr>
-              <w:t xml:space="preserve">/ </w:t>
-            </w:r>
-            <w:proofErr w:type="spellStart"/>
-            <w:r>
-              <w:rPr>
-                <w:rFonts w:ascii="Courier New" w:hAnsi="Courier New" w:cs="Courier New"/>
-                <w:sz w:val="18"/>
-                <w:szCs w:val="18"/>
-                <w:lang w:val="en-US"/>
-              </w:rPr>
-              <w:t>Berikan</w:t>
-            </w:r>
-            <w:proofErr w:type="spellEnd"/>
-            <w:r>
-              <w:rPr>
-                <w:rFonts w:ascii="Courier New" w:hAnsi="Courier New" w:cs="Courier New"/>
-                <w:sz w:val="18"/>
-                <w:szCs w:val="18"/>
-                <w:lang w:val="en-US"/>
-              </w:rPr>
-              <w:t xml:space="preserve"> </w:t>
-            </w:r>
-            <w:proofErr w:type="spellStart"/>
-            <w:r>
-              <w:rPr>
-                <w:rFonts w:ascii="Courier New" w:hAnsi="Courier New" w:cs="Courier New"/>
-                <w:sz w:val="18"/>
-                <w:szCs w:val="18"/>
-                <w:lang w:val="en-US"/>
-              </w:rPr>
-              <w:t>komentar</w:t>
-            </w:r>
-            <w:proofErr w:type="spellEnd"/>
-            <w:r>
-              <w:rPr>
-                <w:rFonts w:ascii="Courier New" w:hAnsi="Courier New" w:cs="Courier New"/>
-                <w:sz w:val="18"/>
-                <w:szCs w:val="18"/>
-                <w:lang w:val="en-US"/>
-              </w:rPr>
-              <w:t xml:space="preserve"> </w:t>
-            </w:r>
-            <w:proofErr w:type="spellStart"/>
-            <w:r>
-              <w:rPr>
-                <w:rFonts w:ascii="Courier New" w:hAnsi="Courier New" w:cs="Courier New"/>
-                <w:sz w:val="18"/>
-                <w:szCs w:val="18"/>
-                <w:lang w:val="en-US"/>
-              </w:rPr>
-              <w:t>apa</w:t>
-            </w:r>
-            <w:proofErr w:type="spellEnd"/>
-            <w:r>
-              <w:rPr>
-                <w:rFonts w:ascii="Courier New" w:hAnsi="Courier New" w:cs="Courier New"/>
-                <w:sz w:val="18"/>
-                <w:szCs w:val="18"/>
-                <w:lang w:val="en-US"/>
-              </w:rPr>
-              <w:t xml:space="preserve"> yang </w:t>
-            </w:r>
-            <w:proofErr w:type="spellStart"/>
-            <w:r>
-              <w:rPr>
-                <w:rFonts w:ascii="Courier New" w:hAnsi="Courier New" w:cs="Courier New"/>
-                <w:sz w:val="18"/>
-                <w:szCs w:val="18"/>
-                <w:lang w:val="en-US"/>
-              </w:rPr>
-              <w:t>dilakukan</w:t>
-            </w:r>
-            <w:proofErr w:type="spellEnd"/>
-            <w:r>
-              <w:rPr>
-                <w:rFonts w:ascii="Courier New" w:hAnsi="Courier New" w:cs="Courier New"/>
-                <w:sz w:val="18"/>
-                <w:szCs w:val="18"/>
-                <w:lang w:val="en-US"/>
-              </w:rPr>
-              <w:t xml:space="preserve"> pada </w:t>
-            </w:r>
-            <w:proofErr w:type="spellStart"/>
-            <w:r>
-              <w:rPr>
-                <w:rFonts w:ascii="Courier New" w:hAnsi="Courier New" w:cs="Courier New"/>
-                <w:sz w:val="18"/>
-                <w:szCs w:val="18"/>
-                <w:lang w:val="en-US"/>
-              </w:rPr>
-              <w:t>blok</w:t>
-            </w:r>
-            <w:proofErr w:type="spellEnd"/>
-            <w:r>
-              <w:rPr>
-                <w:rFonts w:ascii="Courier New" w:hAnsi="Courier New" w:cs="Courier New"/>
-                <w:sz w:val="18"/>
-                <w:szCs w:val="18"/>
-                <w:lang w:val="en-US"/>
-              </w:rPr>
-              <w:t xml:space="preserve"> </w:t>
-            </w:r>
-            <w:proofErr w:type="spellStart"/>
-            <w:r>
-              <w:rPr>
-                <w:rFonts w:ascii="Courier New" w:hAnsi="Courier New" w:cs="Courier New"/>
-                <w:sz w:val="18"/>
-                <w:szCs w:val="18"/>
-                <w:lang w:val="en-US"/>
-              </w:rPr>
-              <w:t>ini</w:t>
-            </w:r>
-            <w:proofErr w:type="spellEnd"/>
-            <w:r>
-              <w:rPr>
-                <w:rFonts w:ascii="Courier New" w:hAnsi="Courier New" w:cs="Courier New"/>
-                <w:sz w:val="18"/>
-                <w:szCs w:val="18"/>
-                <w:lang w:val="en-US"/>
-              </w:rPr>
-              <w:t>?</w:t>
-            </w:r>
-          </w:p>
-          <w:p>
-            <w:pPr>
-              <w:jc w:val="both"/>
-              <w:rPr>
-                <w:rFonts w:ascii="Courier New" w:hAnsi="Courier New" w:cs="Courier New"/>
-                <w:sz w:val="18"/>
-                <w:szCs w:val="18"/>
-                <w:lang w:val="en-US"/>
-              </w:rPr>
-            </w:pPr>
-            <w:r>
-              <w:rPr>
-                <w:rFonts w:ascii="Courier New" w:hAnsi="Courier New" w:cs="Courier New"/>
-                <w:sz w:val="18"/>
-                <w:szCs w:val="18"/>
-                <w:lang w:val="en-US"/>
-              </w:rPr>
-              <w:t xml:space="preserve">                    //lock acc2 </w:t>
-            </w:r>
-            <w:proofErr w:type="spellStart"/>
-            <w:r>
-              <w:rPr>
-                <w:rFonts w:ascii="Courier New" w:hAnsi="Courier New" w:cs="Courier New"/>
-                <w:sz w:val="18"/>
-                <w:szCs w:val="18"/>
-                <w:lang w:val="en-US"/>
-              </w:rPr>
-              <w:t>biar</w:t>
-            </w:r>
-            <w:proofErr w:type="spellEnd"/>
-            <w:r>
-              <w:rPr>
-                <w:rFonts w:ascii="Courier New" w:hAnsi="Courier New" w:cs="Courier New"/>
-                <w:sz w:val="18"/>
-                <w:szCs w:val="18"/>
-                <w:lang w:val="en-US"/>
-              </w:rPr>
-              <w:t xml:space="preserve"> ga </w:t>
-            </w:r>
-            <w:proofErr w:type="spellStart"/>
-            <w:r>
-              <w:rPr>
-                <w:rFonts w:ascii="Courier New" w:hAnsi="Courier New" w:cs="Courier New"/>
-                <w:sz w:val="18"/>
-                <w:szCs w:val="18"/>
-                <w:lang w:val="en-US"/>
-              </w:rPr>
-              <w:t>bisa</w:t>
-            </w:r>
-            <w:proofErr w:type="spellEnd"/>
-            <w:r>
-              <w:rPr>
-                <w:rFonts w:ascii="Courier New" w:hAnsi="Courier New" w:cs="Courier New"/>
-                <w:sz w:val="18"/>
-                <w:szCs w:val="18"/>
-                <w:lang w:val="en-US"/>
-              </w:rPr>
-              <w:t xml:space="preserve"> </w:t>
-            </w:r>
-            <w:proofErr w:type="spellStart"/>
-            <w:r>
-              <w:rPr>
-                <w:rFonts w:ascii="Courier New" w:hAnsi="Courier New" w:cs="Courier New"/>
-                <w:sz w:val="18"/>
-                <w:szCs w:val="18"/>
-                <w:lang w:val="en-US"/>
-              </w:rPr>
-              <w:t>diambil</w:t>
-            </w:r>
-            <w:proofErr w:type="spellEnd"/>
-            <w:r>
-              <w:rPr>
-                <w:rFonts w:ascii="Courier New" w:hAnsi="Courier New" w:cs="Courier New"/>
-                <w:sz w:val="18"/>
-                <w:szCs w:val="18"/>
-                <w:lang w:val="en-US"/>
-              </w:rPr>
-              <w:t xml:space="preserve"> thread lain</w:t>
-            </w:r>
-          </w:p>
-          <w:p>
-            <w:pPr>
-              <w:jc w:val="both"/>
-              <w:rPr>
-                <w:rFonts w:ascii="Courier New" w:hAnsi="Courier New" w:cs="Courier New"/>
-                <w:sz w:val="18"/>
-                <w:szCs w:val="18"/>
-                <w:lang w:val="en-US"/>
-              </w:rPr>
-            </w:pPr>
-            <w:r>
-              <w:rPr>
-                <w:rFonts w:ascii="Courier New" w:hAnsi="Courier New" w:cs="Courier New"/>
-                <w:sz w:val="18"/>
-                <w:szCs w:val="18"/>
-                <w:lang w:val="en-US"/>
-              </w:rPr>
-              <w:t xml:space="preserve">                    </w:t>
-            </w:r>
-            <w:proofErr w:type="spellStart"/>
-            <w:r>
-              <w:rPr>
-                <w:rFonts w:ascii="Courier New" w:hAnsi="Courier New" w:cs="Courier New"/>
-                <w:sz w:val="18"/>
-                <w:szCs w:val="18"/>
-                <w:lang w:val="en-US"/>
-              </w:rPr>
-              <w:t>System.out.println</w:t>
-            </w:r>
-            <w:proofErr w:type="spellEnd"/>
-            <w:r>
-              <w:rPr>
-                <w:rFonts w:ascii="Courier New" w:hAnsi="Courier New" w:cs="Courier New"/>
-                <w:sz w:val="18"/>
-                <w:szCs w:val="18"/>
-                <w:lang w:val="en-US"/>
-              </w:rPr>
-              <w:t xml:space="preserve">("Thread t2 </w:t>
-            </w:r>
-            <w:proofErr w:type="spellStart"/>
-            <w:r>
-              <w:rPr>
-                <w:rFonts w:ascii="Courier New" w:hAnsi="Courier New" w:cs="Courier New"/>
-                <w:sz w:val="18"/>
-                <w:szCs w:val="18"/>
-                <w:lang w:val="en-US"/>
-              </w:rPr>
-              <w:t>sedang</w:t>
-            </w:r>
-            <w:proofErr w:type="spellEnd"/>
-            <w:r>
-              <w:rPr>
-                <w:rFonts w:ascii="Courier New" w:hAnsi="Courier New" w:cs="Courier New"/>
-                <w:sz w:val="18"/>
-                <w:szCs w:val="18"/>
-                <w:lang w:val="en-US"/>
-              </w:rPr>
-              <w:t xml:space="preserve"> </w:t>
-            </w:r>
-            <w:proofErr w:type="spellStart"/>
-            <w:r>
-              <w:rPr>
-                <w:rFonts w:ascii="Courier New" w:hAnsi="Courier New" w:cs="Courier New"/>
-                <w:sz w:val="18"/>
-                <w:szCs w:val="18"/>
-                <w:lang w:val="en-US"/>
-              </w:rPr>
-              <w:t>mengunci</w:t>
-            </w:r>
-            <w:proofErr w:type="spellEnd"/>
-            <w:r>
-              <w:rPr>
-                <w:rFonts w:ascii="Courier New" w:hAnsi="Courier New" w:cs="Courier New"/>
-                <w:sz w:val="18"/>
-                <w:szCs w:val="18"/>
-                <w:lang w:val="en-US"/>
-              </w:rPr>
-              <w:t xml:space="preserve"> </w:t>
-            </w:r>
-            <w:proofErr w:type="spellStart"/>
-            <w:r>
-              <w:rPr>
-                <w:rFonts w:ascii="Courier New" w:hAnsi="Courier New" w:cs="Courier New"/>
-                <w:sz w:val="18"/>
-                <w:szCs w:val="18"/>
-                <w:lang w:val="en-US"/>
-              </w:rPr>
-              <w:t>objek</w:t>
-            </w:r>
-            <w:proofErr w:type="spellEnd"/>
-            <w:r>
-              <w:rPr>
-                <w:rFonts w:ascii="Courier New" w:hAnsi="Courier New" w:cs="Courier New"/>
-                <w:sz w:val="18"/>
-                <w:szCs w:val="18"/>
-                <w:lang w:val="en-US"/>
-              </w:rPr>
-              <w:t xml:space="preserve"> acc2 juga, thread lain </w:t>
-            </w:r>
-            <w:proofErr w:type="spellStart"/>
-            <w:r>
-              <w:rPr>
-                <w:rFonts w:ascii="Courier New" w:hAnsi="Courier New" w:cs="Courier New"/>
-                <w:sz w:val="18"/>
-                <w:szCs w:val="18"/>
-                <w:lang w:val="en-US"/>
-              </w:rPr>
-              <w:t>tunggu</w:t>
-            </w:r>
-            <w:proofErr w:type="spellEnd"/>
-            <w:r>
-              <w:rPr>
-                <w:rFonts w:ascii="Courier New" w:hAnsi="Courier New" w:cs="Courier New"/>
-                <w:sz w:val="18"/>
-                <w:szCs w:val="18"/>
-                <w:lang w:val="en-US"/>
-              </w:rPr>
-              <w:t xml:space="preserve"> </w:t>
-            </w:r>
-            <w:proofErr w:type="spellStart"/>
-            <w:r>
-              <w:rPr>
-                <w:rFonts w:ascii="Courier New" w:hAnsi="Courier New" w:cs="Courier New"/>
-                <w:sz w:val="18"/>
-                <w:szCs w:val="18"/>
-                <w:lang w:val="en-US"/>
-              </w:rPr>
-              <w:t>giliran</w:t>
-            </w:r>
-            <w:proofErr w:type="spellEnd"/>
-            <w:r>
-              <w:rPr>
-                <w:rFonts w:ascii="Courier New" w:hAnsi="Courier New" w:cs="Courier New"/>
-                <w:sz w:val="18"/>
-                <w:szCs w:val="18"/>
-                <w:lang w:val="en-US"/>
-              </w:rPr>
-              <w:t>"</w:t>
+              <w:t xml:space="preserve"> giliran"</w:t>
             </w:r>
             <w:proofErr w:type="gramStart"/>
             <w:r>
@@ -16043,6 +15368,7 @@
   <w:style w:type="character" w:default="1" w:styleId="DefaultParagraphFont">
     <w:name w:val="Default Paragraph Font"/>
     <w:uiPriority w:val="1"/>
+    <w:semiHidden/>
     <w:unhideWhenUsed/>
   </w:style>
   <w:style w:type="table" w:default="1" w:styleId="TableNormal">
